--- a/rapport/rapport anglais.docx
+++ b/rapport/rapport anglais.docx
@@ -1,6 +1,6 @@
 
 <file path=word/document.xml><?xml version="1.0" encoding="utf-8"?>
-<w:document xmlns:wpc="http://schemas.microsoft.com/office/word/2010/wordprocessingCanvas" xmlns:cx="http://schemas.microsoft.com/office/drawing/2014/chartex" xmlns:cx1="http://schemas.microsoft.com/office/drawing/2015/9/8/chartex" xmlns:cx2="http://schemas.microsoft.com/office/drawing/2015/10/21/chartex" xmlns:cx3="http://schemas.microsoft.com/office/drawing/2016/5/9/chartex" xmlns:cx4="http://schemas.microsoft.com/office/drawing/2016/5/10/chartex" xmlns:cx5="http://schemas.microsoft.com/office/drawing/2016/5/11/chartex" xmlns:cx6="http://schemas.microsoft.com/office/drawing/2016/5/12/chartex" xmlns:cx7="http://schemas.microsoft.com/office/drawing/2016/5/13/chartex" xmlns:cx8="http://schemas.microsoft.com/office/drawing/2016/5/14/chartex" xmlns:mc="http://schemas.openxmlformats.org/markup-compatibility/2006" xmlns:aink="http://schemas.microsoft.com/office/drawing/2016/ink" xmlns:am3d="http://schemas.microsoft.com/office/drawing/2017/model3d" xmlns:o="urn:schemas-microsoft-com:office:office" xmlns:oel="http://schemas.microsoft.com/office/2019/extlst" xmlns:r="http://schemas.openxmlformats.org/officeDocument/2006/relationships" xmlns:m="http://schemas.openxmlformats.org/officeDocument/2006/math" xmlns:v="urn:schemas-microsoft-com:vml" xmlns:wp14="http://schemas.microsoft.com/office/word/2010/wordprocessingDrawing" xmlns:wp="http://schemas.openxmlformats.org/drawingml/2006/wordprocessingDrawing" xmlns:w10="urn:schemas-microsoft-com:office:word" xmlns:w="http://schemas.openxmlformats.org/wordprocessingml/2006/main" xmlns:w14="http://schemas.microsoft.com/office/word/2010/wordml" xmlns:w15="http://schemas.microsoft.com/office/word/2012/wordml" xmlns:w16cex="http://schemas.microsoft.com/office/word/2018/wordml/cex" xmlns:w16cid="http://schemas.microsoft.com/office/word/2016/wordml/cid" xmlns:w16="http://schemas.microsoft.com/office/word/2018/wordml" xmlns:w16du="http://schemas.microsoft.com/office/word/2023/wordml/word16du" xmlns:w16sdtdh="http://schemas.microsoft.com/office/word/2020/wordml/sdtdatahash" xmlns:w16sdtfl="http://schemas.microsoft.com/office/word/2024/wordml/sdtformatlock" xmlns:w16se="http://schemas.microsoft.com/office/word/2015/wordml/symex" xmlns:wpg="http://schemas.microsoft.com/office/word/2010/wordprocessingGroup" xmlns:wpi="http://schemas.microsoft.com/office/word/2010/wordprocessingInk" xmlns:wne="http://schemas.microsoft.com/office/word/2006/wordml" xmlns:wps="http://schemas.microsoft.com/office/word/2010/wordprocessingShape" mc:Ignorable="w14 w15 w16se w16cid w16 w16cex w16sdtdh w16sdtfl w16du wp14">
+<w:document xmlns:wpc="http://schemas.microsoft.com/office/word/2010/wordprocessingCanvas" xmlns:cx="http://schemas.microsoft.com/office/drawing/2014/chartex" xmlns:cx1="http://schemas.microsoft.com/office/drawing/2015/9/8/chartex" xmlns:mc="http://schemas.openxmlformats.org/markup-compatibility/2006" xmlns:o="urn:schemas-microsoft-com:office:office" xmlns:r="http://schemas.openxmlformats.org/officeDocument/2006/relationships" xmlns:m="http://schemas.openxmlformats.org/officeDocument/2006/math" xmlns:v="urn:schemas-microsoft-com:vml" xmlns:wp14="http://schemas.microsoft.com/office/word/2010/wordprocessingDrawing" xmlns:wp="http://schemas.openxmlformats.org/drawingml/2006/wordprocessingDrawing" xmlns:w10="urn:schemas-microsoft-com:office:word" xmlns:w="http://schemas.openxmlformats.org/wordprocessingml/2006/main" xmlns:w14="http://schemas.microsoft.com/office/word/2010/wordml" xmlns:w15="http://schemas.microsoft.com/office/word/2012/wordml" xmlns:w16se="http://schemas.microsoft.com/office/word/2015/wordml/symex" xmlns:wpg="http://schemas.microsoft.com/office/word/2010/wordprocessingGroup" xmlns:wpi="http://schemas.microsoft.com/office/word/2010/wordprocessingInk" xmlns:wne="http://schemas.microsoft.com/office/word/2006/wordml" xmlns:wps="http://schemas.microsoft.com/office/word/2010/wordprocessingShape" mc:Ignorable="w14 w15 w16se wp14">
   <w:body>
     <w:p>
       <w:pPr>
@@ -14,7 +14,7 @@
       <w:r>
         <w:rPr>
           <w:noProof/>
-          <w:lang w:val="en-AU"/>
+          <w:lang w:val="en-US"/>
         </w:rPr>
         <w:drawing>
           <wp:anchor distT="0" distB="0" distL="0" distR="0" simplePos="0" relativeHeight="251663360" behindDoc="0" locked="0" layoutInCell="1" allowOverlap="1" wp14:anchorId="1E898863" wp14:editId="73FD0791">
@@ -79,7 +79,7 @@
       <w:r>
         <w:rPr>
           <w:noProof/>
-          <w:lang w:val="en-AU"/>
+          <w:lang w:val="en-US"/>
         </w:rPr>
         <w:drawing>
           <wp:anchor distT="0" distB="0" distL="0" distR="0" simplePos="0" relativeHeight="251664384" behindDoc="0" locked="0" layoutInCell="1" allowOverlap="1" wp14:anchorId="7ED40861" wp14:editId="27526215">
@@ -399,7 +399,7 @@
           <w:noProof/>
           <w:sz w:val="36"/>
           <w:szCs w:val="36"/>
-          <w:lang w:val="en-AU"/>
+          <w:lang w:val="en-US"/>
         </w:rPr>
         <mc:AlternateContent>
           <mc:Choice Requires="wps">
@@ -472,7 +472,7 @@
               </wp:anchor>
             </w:drawing>
           </mc:Choice>
-          <mc:Fallback>
+          <mc:Fallback xmlns:w16sdtfl="http://schemas.microsoft.com/office/word/2024/wordml/sdtformatlock" xmlns:w16sdtdh="http://schemas.microsoft.com/office/word/2020/wordml/sdtdatahash" xmlns:w16du="http://schemas.microsoft.com/office/word/2023/wordml/word16du" xmlns:w16="http://schemas.microsoft.com/office/word/2018/wordml" xmlns:w16cid="http://schemas.microsoft.com/office/word/2016/wordml/cid" xmlns:w16cex="http://schemas.microsoft.com/office/word/2018/wordml/cex" xmlns:oel="http://schemas.microsoft.com/office/2019/extlst" xmlns:am3d="http://schemas.microsoft.com/office/drawing/2017/model3d" xmlns:aink="http://schemas.microsoft.com/office/drawing/2016/ink" xmlns:cx8="http://schemas.microsoft.com/office/drawing/2016/5/14/chartex" xmlns:cx7="http://schemas.microsoft.com/office/drawing/2016/5/13/chartex" xmlns:cx6="http://schemas.microsoft.com/office/drawing/2016/5/12/chartex" xmlns:cx5="http://schemas.microsoft.com/office/drawing/2016/5/11/chartex" xmlns:cx4="http://schemas.microsoft.com/office/drawing/2016/5/10/chartex" xmlns:cx3="http://schemas.microsoft.com/office/drawing/2016/5/9/chartex" xmlns:cx2="http://schemas.microsoft.com/office/drawing/2015/10/21/chartex">
             <w:pict>
               <v:shape w14:anchorId="0885B84D" id="Forme libre : forme 22" o:spid="_x0000_s1026" style="position:absolute;margin-left:416.8pt;margin-top:13.95pt;width:468pt;height:3.55pt;z-index:-251654144;visibility:visible;mso-wrap-style:square;mso-width-percent:0;mso-height-percent:0;mso-wrap-distance-left:0;mso-wrap-distance-top:0;mso-wrap-distance-right:0;mso-wrap-distance-bottom:0;mso-position-horizontal:right;mso-position-horizontal-relative:margin;mso-position-vertical:absolute;mso-position-vertical-relative:text;mso-width-percent:0;mso-height-percent:0;mso-width-relative:margin;mso-height-relative:margin;v-text-anchor:top" coordsize="5760085,45085" o:gfxdata="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" path="m,l5759996,e" filled="f" strokeweight=".85pt">
                 <v:path arrowok="t"/>
@@ -482,7 +482,6 @@
           </mc:Fallback>
         </mc:AlternateContent>
       </w:r>
-      <w:proofErr w:type="spellStart"/>
       <w:r>
         <w:rPr>
           <w:b/>
@@ -493,7 +492,6 @@
         </w:rPr>
         <w:t>Thème</w:t>
       </w:r>
-      <w:proofErr w:type="spellEnd"/>
     </w:p>
     <w:p>
       <w:pPr>
@@ -574,7 +572,7 @@
       <w:r>
         <w:rPr>
           <w:noProof/>
-          <w:lang w:val="en-AU"/>
+          <w:lang w:val="en-US"/>
         </w:rPr>
         <mc:AlternateContent>
           <mc:Choice Requires="wps">
@@ -647,7 +645,7 @@
               </wp:anchor>
             </w:drawing>
           </mc:Choice>
-          <mc:Fallback>
+          <mc:Fallback xmlns:w16sdtfl="http://schemas.microsoft.com/office/word/2024/wordml/sdtformatlock" xmlns:w16sdtdh="http://schemas.microsoft.com/office/word/2020/wordml/sdtdatahash" xmlns:w16du="http://schemas.microsoft.com/office/word/2023/wordml/word16du" xmlns:w16="http://schemas.microsoft.com/office/word/2018/wordml" xmlns:w16cid="http://schemas.microsoft.com/office/word/2016/wordml/cid" xmlns:w16cex="http://schemas.microsoft.com/office/word/2018/wordml/cex" xmlns:oel="http://schemas.microsoft.com/office/2019/extlst" xmlns:am3d="http://schemas.microsoft.com/office/drawing/2017/model3d" xmlns:aink="http://schemas.microsoft.com/office/drawing/2016/ink" xmlns:cx8="http://schemas.microsoft.com/office/drawing/2016/5/14/chartex" xmlns:cx7="http://schemas.microsoft.com/office/drawing/2016/5/13/chartex" xmlns:cx6="http://schemas.microsoft.com/office/drawing/2016/5/12/chartex" xmlns:cx5="http://schemas.microsoft.com/office/drawing/2016/5/11/chartex" xmlns:cx4="http://schemas.microsoft.com/office/drawing/2016/5/10/chartex" xmlns:cx3="http://schemas.microsoft.com/office/drawing/2016/5/9/chartex" xmlns:cx2="http://schemas.microsoft.com/office/drawing/2015/10/21/chartex">
             <w:pict>
               <v:shape w14:anchorId="385BA027" id="Forme libre : forme 21" o:spid="_x0000_s1026" style="position:absolute;margin-left:416.8pt;margin-top:14.3pt;width:468pt;height:3.55pt;z-index:-251651072;visibility:visible;mso-wrap-style:square;mso-width-percent:0;mso-height-percent:0;mso-wrap-distance-left:0;mso-wrap-distance-top:0;mso-wrap-distance-right:0;mso-wrap-distance-bottom:0;mso-position-horizontal:right;mso-position-horizontal-relative:margin;mso-position-vertical:absolute;mso-position-vertical-relative:text;mso-width-percent:0;mso-height-percent:0;mso-width-relative:margin;mso-height-relative:margin;v-text-anchor:top" coordsize="5760085,45085" o:gfxdata="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" path="m,l5759996,e" filled="f" strokeweight=".85pt">
                 <v:path arrowok="t"/>
@@ -668,7 +666,7 @@
       <w:r>
         <w:rPr>
           <w:noProof/>
-          <w:lang w:val="en-AU"/>
+          <w:lang w:val="en-US"/>
         </w:rPr>
         <mc:AlternateContent>
           <mc:Choice Requires="wps">
@@ -714,31 +712,13 @@
                                 <w:szCs w:val="40"/>
                               </w:rPr>
                             </w:pPr>
-                            <w:proofErr w:type="spellStart"/>
                             <w:r>
                               <w:rPr>
                                 <w:sz w:val="40"/>
                                 <w:szCs w:val="40"/>
                               </w:rPr>
-                              <w:t>Proposed</w:t>
+                              <w:t>Proposed by:</w:t>
                             </w:r>
-                            <w:proofErr w:type="spellEnd"/>
-                            <w:r>
-                              <w:rPr>
-                                <w:sz w:val="40"/>
-                                <w:szCs w:val="40"/>
-                              </w:rPr>
-                              <w:t xml:space="preserve"> </w:t>
-                            </w:r>
-                            <w:proofErr w:type="gramStart"/>
-                            <w:r>
-                              <w:rPr>
-                                <w:sz w:val="40"/>
-                                <w:szCs w:val="40"/>
-                              </w:rPr>
-                              <w:t>by:</w:t>
-                            </w:r>
-                            <w:proofErr w:type="gramEnd"/>
                           </w:p>
                           <w:tbl>
                             <w:tblPr>
@@ -751,7 +731,7 @@
                               <w:tblLook w:val="04A0" w:firstRow="1" w:lastRow="0" w:firstColumn="1" w:lastColumn="0" w:noHBand="0" w:noVBand="1"/>
                             </w:tblPr>
                             <w:tblGrid>
-                              <w:gridCol w:w="6020"/>
+                              <w:gridCol w:w="6012"/>
                             </w:tblGrid>
                             <w:tr>
                               <w:tc>
@@ -840,7 +820,7 @@
                 <v:stroke joinstyle="miter"/>
                 <v:path gradientshapeok="t" o:connecttype="rect"/>
               </v:shapetype>
-              <v:shape id="Zone de texte 25" o:spid="_x0000_s1026" type="#_x0000_t202" style="position:absolute;left:0;text-align:left;margin-left:-13.75pt;margin-top:56pt;width:238.25pt;height:69.85pt;z-index:251666432;visibility:visible;mso-wrap-style:square;mso-width-percent:0;mso-height-percent:0;mso-wrap-distance-left:9pt;mso-wrap-distance-top:0;mso-wrap-distance-right:9pt;mso-wrap-distance-bottom:0;mso-position-horizontal:absolute;mso-position-horizontal-relative:text;mso-position-vertical:absolute;mso-position-vertical-relative:text;mso-width-percent:0;mso-height-percent:0;mso-width-relative:margin;mso-height-relative:margin;v-text-anchor:top" o:gfxdata="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" fillcolor="white [3201]" stroked="f" strokeweight=".5pt">
+              <v:shape id="Zone de texte 25" o:spid="_x0000_s1026" type="#_x0000_t202" style="position:absolute;left:0;text-align:left;margin-left:-13.75pt;margin-top:56pt;width:238.25pt;height:69.85pt;z-index:251666432;visibility:visible;mso-wrap-style:square;mso-width-percent:0;mso-height-percent:0;mso-wrap-distance-left:9pt;mso-wrap-distance-top:0;mso-wrap-distance-right:9pt;mso-wrap-distance-bottom:0;mso-position-horizontal:absolute;mso-position-horizontal-relative:text;mso-position-vertical:absolute;mso-position-vertical-relative:text;mso-width-percent:0;mso-height-percent:0;mso-width-relative:margin;mso-height-relative:margin;v-text-anchor:top" o:gfxdata="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" fillcolor="white [3201]" stroked="f" strokeweight=".5pt">
                 <v:textbox>
                   <w:txbxContent>
                     <w:p>
@@ -850,31 +830,13 @@
                           <w:szCs w:val="40"/>
                         </w:rPr>
                       </w:pPr>
-                      <w:proofErr w:type="spellStart"/>
                       <w:r>
                         <w:rPr>
                           <w:sz w:val="40"/>
                           <w:szCs w:val="40"/>
                         </w:rPr>
-                        <w:t>Proposed</w:t>
+                        <w:t>Proposed by:</w:t>
                       </w:r>
-                      <w:proofErr w:type="spellEnd"/>
-                      <w:r>
-                        <w:rPr>
-                          <w:sz w:val="40"/>
-                          <w:szCs w:val="40"/>
-                        </w:rPr>
-                        <w:t xml:space="preserve"> </w:t>
-                      </w:r>
-                      <w:proofErr w:type="gramStart"/>
-                      <w:r>
-                        <w:rPr>
-                          <w:sz w:val="40"/>
-                          <w:szCs w:val="40"/>
-                        </w:rPr>
-                        <w:t>by:</w:t>
-                      </w:r>
-                      <w:proofErr w:type="gramEnd"/>
                     </w:p>
                     <w:tbl>
                       <w:tblPr>
@@ -887,7 +849,7 @@
                         <w:tblLook w:val="04A0" w:firstRow="1" w:lastRow="0" w:firstColumn="1" w:lastColumn="0" w:noHBand="0" w:noVBand="1"/>
                       </w:tblPr>
                       <w:tblGrid>
-                        <w:gridCol w:w="6020"/>
+                        <w:gridCol w:w="6012"/>
                       </w:tblGrid>
                       <w:tr>
                         <w:tc>
@@ -983,6 +945,7 @@
         <w:rPr>
           <w:b/>
           <w:noProof/>
+          <w:lang w:val="en-US"/>
         </w:rPr>
         <mc:AlternateContent>
           <mc:Choice Requires="wps">
@@ -1136,7 +1099,19 @@
                                 <w:szCs w:val="32"/>
                                 <w:lang w:val="en-AE"/>
                               </w:rPr>
-                              <w:t>BOUCHIRIFI</w:t>
+                              <w:t>BOUCHE</w:t>
+                            </w:r>
+                            <w:bookmarkStart w:id="3" w:name="_GoBack"/>
+                            <w:bookmarkEnd w:id="3"/>
+                            <w:r>
+                              <w:rPr>
+                                <w:b/>
+                                <w:bCs/>
+                                <w:sz w:val="32"/>
+                                <w:szCs w:val="32"/>
+                                <w:lang w:val="en-AE"/>
+                              </w:rPr>
+                              <w:t>RIFI</w:t>
                             </w:r>
                             <w:r>
                               <w:rPr>
@@ -1166,7 +1141,7 @@
           </mc:Choice>
           <mc:Fallback>
             <w:pict>
-              <v:shape w14:anchorId="30D161C0" id="Zone de texte 27" o:spid="_x0000_s1027" type="#_x0000_t202" style="position:absolute;left:0;text-align:left;margin-left:271.95pt;margin-top:21.45pt;width:214pt;height:137.6pt;z-index:251668480;visibility:visible;mso-wrap-style:square;mso-width-percent:0;mso-wrap-distance-left:9pt;mso-wrap-distance-top:0;mso-wrap-distance-right:9pt;mso-wrap-distance-bottom:0;mso-position-horizontal:absolute;mso-position-horizontal-relative:text;mso-position-vertical:absolute;mso-position-vertical-relative:text;mso-width-percent:0;mso-width-relative:margin;v-text-anchor:top" o:gfxdata="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" fillcolor="white [3201]" stroked="f" strokeweight=".5pt">
+              <v:shape w14:anchorId="30D161C0" id="Zone de texte 27" o:spid="_x0000_s1027" type="#_x0000_t202" style="position:absolute;left:0;text-align:left;margin-left:271.95pt;margin-top:21.45pt;width:214pt;height:137.6pt;z-index:251668480;visibility:visible;mso-wrap-style:square;mso-width-percent:0;mso-wrap-distance-left:9pt;mso-wrap-distance-top:0;mso-wrap-distance-right:9pt;mso-wrap-distance-bottom:0;mso-position-horizontal:absolute;mso-position-horizontal-relative:text;mso-position-vertical:absolute;mso-position-vertical-relative:text;mso-width-percent:0;mso-width-relative:margin;v-text-anchor:top" o:gfxdata="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" fillcolor="white [3201]" stroked="f" strokeweight=".5pt">
                 <v:textbox>
                   <w:txbxContent>
                     <w:p>
@@ -1284,7 +1259,19 @@
                           <w:szCs w:val="32"/>
                           <w:lang w:val="en-AE"/>
                         </w:rPr>
-                        <w:t>BOUCHIRIFI</w:t>
+                        <w:t>BOUCHE</w:t>
+                      </w:r>
+                      <w:bookmarkStart w:id="4" w:name="_GoBack"/>
+                      <w:bookmarkEnd w:id="4"/>
+                      <w:r>
+                        <w:rPr>
+                          <w:b/>
+                          <w:bCs/>
+                          <w:sz w:val="32"/>
+                          <w:szCs w:val="32"/>
+                          <w:lang w:val="en-AE"/>
+                        </w:rPr>
+                        <w:t>RIFI</w:t>
                       </w:r>
                       <w:r>
                         <w:rPr>
@@ -1306,6 +1293,7 @@
         <w:rPr>
           <w:b/>
           <w:noProof/>
+          <w:lang w:val="en-US"/>
         </w:rPr>
         <mc:AlternateContent>
           <mc:Choice Requires="wps">
@@ -1397,7 +1385,7 @@
               </wp:anchor>
             </w:drawing>
           </mc:Choice>
-          <mc:Fallback>
+          <mc:Fallback xmlns:w16sdtfl="http://schemas.microsoft.com/office/word/2024/wordml/sdtformatlock" xmlns:w16sdtdh="http://schemas.microsoft.com/office/word/2020/wordml/sdtdatahash" xmlns:w16du="http://schemas.microsoft.com/office/word/2023/wordml/word16du" xmlns:w16="http://schemas.microsoft.com/office/word/2018/wordml" xmlns:w16cid="http://schemas.microsoft.com/office/word/2016/wordml/cid" xmlns:w16cex="http://schemas.microsoft.com/office/word/2018/wordml/cex" xmlns:oel="http://schemas.microsoft.com/office/2019/extlst" xmlns:am3d="http://schemas.microsoft.com/office/drawing/2017/model3d" xmlns:aink="http://schemas.microsoft.com/office/drawing/2016/ink" xmlns:cx8="http://schemas.microsoft.com/office/drawing/2016/5/14/chartex" xmlns:cx7="http://schemas.microsoft.com/office/drawing/2016/5/13/chartex" xmlns:cx6="http://schemas.microsoft.com/office/drawing/2016/5/12/chartex" xmlns:cx5="http://schemas.microsoft.com/office/drawing/2016/5/11/chartex" xmlns:cx4="http://schemas.microsoft.com/office/drawing/2016/5/10/chartex" xmlns:cx3="http://schemas.microsoft.com/office/drawing/2016/5/9/chartex" xmlns:cx2="http://schemas.microsoft.com/office/drawing/2015/10/21/chartex">
             <w:pict>
               <v:shape w14:anchorId="6DCC68D7" id="Zone de texte 9" o:spid="_x0000_s1028" type="#_x0000_t202" style="position:absolute;left:0;text-align:left;margin-left:150.45pt;margin-top:176.9pt;width:178.95pt;height:48.7pt;z-index:251675648;visibility:visible;mso-wrap-style:square;mso-width-percent:0;mso-height-percent:0;mso-wrap-distance-left:9pt;mso-wrap-distance-top:0;mso-wrap-distance-right:9pt;mso-wrap-distance-bottom:0;mso-position-horizontal:absolute;mso-position-horizontal-relative:margin;mso-position-vertical:absolute;mso-position-vertical-relative:text;mso-width-percent:0;mso-height-percent:0;mso-width-relative:margin;mso-height-relative:margin;v-text-anchor:top" o:gfxdata="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" filled="f" stroked="f" strokeweight=".5pt">
                 <v:textbox>
@@ -1449,6 +1437,7 @@
         <w:rPr>
           <w:b/>
           <w:noProof/>
+          <w:lang w:val="en-US"/>
         </w:rPr>
         <mc:AlternateContent>
           <mc:Choice Requires="wps">
@@ -1535,7 +1524,6 @@
                                 <w:lang w:val="en-AE"/>
                               </w:rPr>
                             </w:pPr>
-                            <w:proofErr w:type="spellStart"/>
                             <w:r>
                               <w:rPr>
                                 <w:b/>
@@ -1544,40 +1532,7 @@
                                 <w:szCs w:val="36"/>
                                 <w:lang w:val="en-AE"/>
                               </w:rPr>
-                              <w:t>Mme.DERBAL</w:t>
-                            </w:r>
-                            <w:proofErr w:type="spellEnd"/>
-                            <w:r>
-                              <w:rPr>
-                                <w:b/>
-                                <w:bCs/>
-                                <w:sz w:val="36"/>
-                                <w:szCs w:val="36"/>
-                                <w:lang w:val="en-AE"/>
-                              </w:rPr>
-                              <w:t xml:space="preserve"> </w:t>
-                            </w:r>
-                            <w:proofErr w:type="spellStart"/>
-                            <w:r>
-                              <w:rPr>
-                                <w:b/>
-                                <w:bCs/>
-                                <w:sz w:val="36"/>
-                                <w:szCs w:val="36"/>
-                                <w:lang w:val="en-AE"/>
-                              </w:rPr>
-                              <w:t>Khalissa</w:t>
-                            </w:r>
-                            <w:proofErr w:type="spellEnd"/>
-                            <w:r>
-                              <w:rPr>
-                                <w:b/>
-                                <w:bCs/>
-                                <w:sz w:val="36"/>
-                                <w:szCs w:val="36"/>
-                                <w:lang w:val="en-AE"/>
-                              </w:rPr>
-                              <w:t xml:space="preserve">  </w:t>
+                              <w:t xml:space="preserve">Mme.DERBAL Khalissa  </w:t>
                             </w:r>
                           </w:p>
                         </w:txbxContent>
@@ -1597,7 +1552,7 @@
               </wp:anchor>
             </w:drawing>
           </mc:Choice>
-          <mc:Fallback>
+          <mc:Fallback xmlns:w16sdtfl="http://schemas.microsoft.com/office/word/2024/wordml/sdtformatlock" xmlns:w16sdtdh="http://schemas.microsoft.com/office/word/2020/wordml/sdtdatahash" xmlns:w16du="http://schemas.microsoft.com/office/word/2023/wordml/word16du" xmlns:w16="http://schemas.microsoft.com/office/word/2018/wordml" xmlns:w16cid="http://schemas.microsoft.com/office/word/2016/wordml/cid" xmlns:w16cex="http://schemas.microsoft.com/office/word/2018/wordml/cex" xmlns:oel="http://schemas.microsoft.com/office/2019/extlst" xmlns:am3d="http://schemas.microsoft.com/office/drawing/2017/model3d" xmlns:aink="http://schemas.microsoft.com/office/drawing/2016/ink" xmlns:cx8="http://schemas.microsoft.com/office/drawing/2016/5/14/chartex" xmlns:cx7="http://schemas.microsoft.com/office/drawing/2016/5/13/chartex" xmlns:cx6="http://schemas.microsoft.com/office/drawing/2016/5/12/chartex" xmlns:cx5="http://schemas.microsoft.com/office/drawing/2016/5/11/chartex" xmlns:cx4="http://schemas.microsoft.com/office/drawing/2016/5/10/chartex" xmlns:cx3="http://schemas.microsoft.com/office/drawing/2016/5/9/chartex" xmlns:cx2="http://schemas.microsoft.com/office/drawing/2015/10/21/chartex">
             <w:pict>
               <v:shape w14:anchorId="6C0FBEDB" id="Zone de texte 26" o:spid="_x0000_s1029" type="#_x0000_t202" style="position:absolute;left:0;text-align:left;margin-left:-13.7pt;margin-top:81.1pt;width:237.2pt;height:145.05pt;z-index:251667456;visibility:visible;mso-wrap-style:square;mso-width-percent:0;mso-wrap-distance-left:9pt;mso-wrap-distance-top:0;mso-wrap-distance-right:9pt;mso-wrap-distance-bottom:0;mso-position-horizontal:absolute;mso-position-horizontal-relative:text;mso-position-vertical:absolute;mso-position-vertical-relative:text;mso-width-percent:0;mso-width-relative:margin;v-text-anchor:top" o:gfxdata="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" fillcolor="white [3201]" stroked="f" strokeweight=".5pt">
                 <v:textbox>
@@ -1650,7 +1605,6 @@
                           <w:lang w:val="en-AE"/>
                         </w:rPr>
                       </w:pPr>
-                      <w:proofErr w:type="spellStart"/>
                       <w:r>
                         <w:rPr>
                           <w:b/>
@@ -1659,40 +1613,7 @@
                           <w:szCs w:val="36"/>
                           <w:lang w:val="en-AE"/>
                         </w:rPr>
-                        <w:t>Mme.DERBAL</w:t>
-                      </w:r>
-                      <w:proofErr w:type="spellEnd"/>
-                      <w:r>
-                        <w:rPr>
-                          <w:b/>
-                          <w:bCs/>
-                          <w:sz w:val="36"/>
-                          <w:szCs w:val="36"/>
-                          <w:lang w:val="en-AE"/>
-                        </w:rPr>
-                        <w:t xml:space="preserve"> </w:t>
-                      </w:r>
-                      <w:proofErr w:type="spellStart"/>
-                      <w:r>
-                        <w:rPr>
-                          <w:b/>
-                          <w:bCs/>
-                          <w:sz w:val="36"/>
-                          <w:szCs w:val="36"/>
-                          <w:lang w:val="en-AE"/>
-                        </w:rPr>
-                        <w:t>Khalissa</w:t>
-                      </w:r>
-                      <w:proofErr w:type="spellEnd"/>
-                      <w:r>
-                        <w:rPr>
-                          <w:b/>
-                          <w:bCs/>
-                          <w:sz w:val="36"/>
-                          <w:szCs w:val="36"/>
-                          <w:lang w:val="en-AE"/>
-                        </w:rPr>
-                        <w:t xml:space="preserve">  </w:t>
+                        <w:t xml:space="preserve">Mme.DERBAL Khalissa  </w:t>
                       </w:r>
                     </w:p>
                   </w:txbxContent>
@@ -5796,7 +5717,7 @@
           <w:lang w:val="en-AE"/>
         </w:rPr>
       </w:pPr>
-      <w:bookmarkStart w:id="3" w:name="_Hlk199103826"/>
+      <w:bookmarkStart w:id="5" w:name="_Hlk199103826"/>
       <w:r>
         <w:rPr>
           <w:b/>
@@ -5858,21 +5779,7 @@
         <w:rPr>
           <w:lang w:val="en-AE"/>
         </w:rPr>
-        <w:t xml:space="preserve"> Elbow </w:t>
-      </w:r>
-      <w:proofErr w:type="spellStart"/>
-      <w:r>
-        <w:rPr>
-          <w:lang w:val="en-AE"/>
-        </w:rPr>
-        <w:t>methode</w:t>
-      </w:r>
-      <w:proofErr w:type="spellEnd"/>
-      <w:r>
-        <w:rPr>
-          <w:lang w:val="en-AE"/>
-        </w:rPr>
-        <w:t xml:space="preserve"> result  </w:t>
+        <w:t xml:space="preserve"> Elbow methode result  </w:t>
       </w:r>
     </w:p>
     <w:p>
@@ -5938,7 +5845,7 @@
         <w:t xml:space="preserve"> Example of final display (case: population)</w:t>
       </w:r>
     </w:p>
-    <w:bookmarkEnd w:id="3"/>
+    <w:bookmarkEnd w:id="5"/>
     <w:p>
       <w:pPr>
         <w:rPr>
@@ -5970,7 +5877,7 @@
           <w:lang w:val="en-AE"/>
         </w:rPr>
       </w:pPr>
-      <w:bookmarkStart w:id="4" w:name="_Toc199103027"/>
+      <w:bookmarkStart w:id="6" w:name="_Toc199103027"/>
       <w:r>
         <w:rPr>
           <w:lang w:val="en-AE"/>
@@ -5978,7 +5885,7 @@
         <w:lastRenderedPageBreak/>
         <w:t>General Introduction</w:t>
       </w:r>
-      <w:bookmarkEnd w:id="4"/>
+      <w:bookmarkEnd w:id="6"/>
     </w:p>
     <w:p>
       <w:pPr>
@@ -6015,35 +5922,7 @@
         <w:rPr>
           <w:lang w:val="en-AE"/>
         </w:rPr>
-        <w:t xml:space="preserve">In Algeria, </w:t>
-      </w:r>
-      <w:proofErr w:type="spellStart"/>
-      <w:r>
-        <w:rPr>
-          <w:lang w:val="en-AE"/>
-        </w:rPr>
-        <w:t>Djezzy</w:t>
-      </w:r>
-      <w:proofErr w:type="spellEnd"/>
-      <w:r>
-        <w:rPr>
-          <w:lang w:val="en-AE"/>
-        </w:rPr>
-        <w:t xml:space="preserve"> is one of the leading mobile operators. Faced with a constant increase in users, data demand, and network complexity (3G, 4G, and upcoming 5G), </w:t>
-      </w:r>
-      <w:proofErr w:type="spellStart"/>
-      <w:r>
-        <w:rPr>
-          <w:lang w:val="en-AE"/>
-        </w:rPr>
-        <w:t>Djezzy</w:t>
-      </w:r>
-      <w:proofErr w:type="spellEnd"/>
-      <w:r>
-        <w:rPr>
-          <w:lang w:val="en-AE"/>
-        </w:rPr>
-        <w:t xml:space="preserve"> faces major challenges: ensuring optimal nationwide coverage, quickly identifying underserved areas, anticipating congestion, and optimizing infrastructure deployment.</w:t>
+        <w:t>In Algeria, Djezzy is one of the leading mobile operators. Faced with a constant increase in users, data demand, and network complexity (3G, 4G, and upcoming 5G), Djezzy faces major challenges: ensuring optimal nationwide coverage, quickly identifying underserved areas, anticipating congestion, and optimizing infrastructure deployment.</w:t>
       </w:r>
     </w:p>
     <w:p>
@@ -6073,35 +5952,7 @@
         <w:rPr>
           <w:lang w:val="en-AE"/>
         </w:rPr>
-        <w:t xml:space="preserve">This context frames our end-of-cycle project, developed in collaboration with </w:t>
-      </w:r>
-      <w:proofErr w:type="spellStart"/>
-      <w:r>
-        <w:rPr>
-          <w:lang w:val="en-AE"/>
-        </w:rPr>
-        <w:t>Djezzy</w:t>
-      </w:r>
-      <w:proofErr w:type="spellEnd"/>
-      <w:r>
-        <w:rPr>
-          <w:lang w:val="en-AE"/>
-        </w:rPr>
-        <w:t>. It aims to propose an intelligent, automated solution for spatial analysis of the mobile network, leveraging geospatial data provided as raster layers (.</w:t>
-      </w:r>
-      <w:proofErr w:type="spellStart"/>
-      <w:r>
-        <w:rPr>
-          <w:lang w:val="en-AE"/>
-        </w:rPr>
-        <w:t>tif</w:t>
-      </w:r>
-      <w:proofErr w:type="spellEnd"/>
-      <w:r>
-        <w:rPr>
-          <w:lang w:val="en-AE"/>
-        </w:rPr>
-        <w:t xml:space="preserve"> files). Our application identifies strategic zones (highly populated, congested, or sensitive), clusters them based on their profile, and displays them clearly and interactively on a dynamic map.</w:t>
+        <w:t>This context frames our end-of-cycle project, developed in collaboration with Djezzy. It aims to propose an intelligent, automated solution for spatial analysis of the mobile network, leveraging geospatial data provided as raster layers (.tif files). Our application identifies strategic zones (highly populated, congested, or sensitive), clusters them based on their profile, and displays them clearly and interactively on a dynamic map.</w:t>
       </w:r>
     </w:p>
     <w:p>
@@ -6116,21 +5967,7 @@
         <w:rPr>
           <w:lang w:val="en-AE"/>
         </w:rPr>
-        <w:t xml:space="preserve">This solution relies on a rigorous methodological sequence: raster data processing and cleaning, automatic detection of significant zones, clustering into homogeneous groups, and geographic visualization using web technologies. The approach is automated, interactive, and scalable. It targets network engineers and </w:t>
-      </w:r>
-      <w:proofErr w:type="spellStart"/>
-      <w:r>
-        <w:rPr>
-          <w:lang w:val="en-AE"/>
-        </w:rPr>
-        <w:t>Djezzy</w:t>
-      </w:r>
-      <w:proofErr w:type="spellEnd"/>
-      <w:r>
-        <w:rPr>
-          <w:lang w:val="en-AE"/>
-        </w:rPr>
-        <w:t xml:space="preserve"> decision-makers seeking a decision-support tool to visualize critical network insights within seconds.</w:t>
+        <w:t>This solution relies on a rigorous methodological sequence: raster data processing and cleaning, automatic detection of significant zones, clustering into homogeneous groups, and geographic visualization using web technologies. The approach is automated, interactive, and scalable. It targets network engineers and Djezzy decision-makers seeking a decision-support tool to visualize critical network insights within seconds.</w:t>
       </w:r>
     </w:p>
     <w:p>
@@ -6249,21 +6086,7 @@
         <w:rPr>
           <w:lang w:val="en-AE"/>
         </w:rPr>
-        <w:t xml:space="preserve"> — Reviews </w:t>
-      </w:r>
-      <w:proofErr w:type="spellStart"/>
-      <w:r>
-        <w:rPr>
-          <w:lang w:val="en-AE"/>
-        </w:rPr>
-        <w:t>Djezzy’s</w:t>
-      </w:r>
-      <w:proofErr w:type="spellEnd"/>
-      <w:r>
-        <w:rPr>
-          <w:lang w:val="en-AE"/>
-        </w:rPr>
-        <w:t xml:space="preserve"> current network management practices, tools, challenges, and existing approaches in spatial analysis and mapping.</w:t>
+        <w:t> — Reviews Djezzy’s current network management practices, tools, challenges, and existing approaches in spatial analysis and mapping.</w:t>
       </w:r>
     </w:p>
     <w:p>
@@ -6487,7 +6310,7 @@
           <w:lang w:val="en-AE"/>
         </w:rPr>
       </w:pPr>
-      <w:bookmarkStart w:id="5" w:name="_Toc199103028"/>
+      <w:bookmarkStart w:id="7" w:name="_Toc199103028"/>
       <w:r>
         <w:rPr>
           <w:lang w:val="en-AE"/>
@@ -6495,7 +6318,7 @@
         <w:lastRenderedPageBreak/>
         <w:t>Chapter 1: State of the Art / Existing Study</w:t>
       </w:r>
-      <w:bookmarkEnd w:id="5"/>
+      <w:bookmarkEnd w:id="7"/>
     </w:p>
     <w:p>
       <w:pPr>
@@ -6504,14 +6327,14 @@
           <w:lang w:val="en-AE"/>
         </w:rPr>
       </w:pPr>
-      <w:bookmarkStart w:id="6" w:name="_Toc199103029"/>
+      <w:bookmarkStart w:id="8" w:name="_Toc199103029"/>
       <w:r>
         <w:rPr>
           <w:lang w:val="en-AE"/>
         </w:rPr>
         <w:t>1.1 Introduction and Problem Statement</w:t>
       </w:r>
-      <w:bookmarkEnd w:id="6"/>
+      <w:bookmarkEnd w:id="8"/>
     </w:p>
     <w:p>
       <w:pPr>
@@ -6525,35 +6348,7 @@
         <w:rPr>
           <w:lang w:val="en-AE"/>
         </w:rPr>
-        <w:t xml:space="preserve">Before proposing a technical solution, it is essential to understand </w:t>
-      </w:r>
-      <w:proofErr w:type="spellStart"/>
-      <w:r>
-        <w:rPr>
-          <w:lang w:val="en-AE"/>
-        </w:rPr>
-        <w:t>Djezzy’s</w:t>
-      </w:r>
-      <w:proofErr w:type="spellEnd"/>
-      <w:r>
-        <w:rPr>
-          <w:lang w:val="en-AE"/>
-        </w:rPr>
-        <w:t xml:space="preserve"> operational context and the constraints specific to </w:t>
-      </w:r>
-      <w:proofErr w:type="spellStart"/>
-      <w:r>
-        <w:rPr>
-          <w:lang w:val="en-AE"/>
-        </w:rPr>
-        <w:t>analyzing</w:t>
-      </w:r>
-      <w:proofErr w:type="spellEnd"/>
-      <w:r>
-        <w:rPr>
-          <w:lang w:val="en-AE"/>
-        </w:rPr>
-        <w:t xml:space="preserve"> mobile network activity across Algeria. With rising subscribers, diverse geographic coverage (urban, rural, remote), and rapid technological evolution (transition to 4G/5G), the need for intelligent tools to evaluate territorial performance has become strategic.</w:t>
+        <w:t>Before proposing a technical solution, it is essential to understand Djezzy’s operational context and the constraints specific to analyzing mobile network activity across Algeria. With rising subscribers, diverse geographic coverage (urban, rural, remote), and rapid technological evolution (transition to 4G/5G), the need for intelligent tools to evaluate territorial performance has become strategic.</w:t>
       </w:r>
     </w:p>
     <w:p>
@@ -6568,21 +6363,7 @@
         <w:rPr>
           <w:lang w:val="en-AE"/>
         </w:rPr>
-        <w:t xml:space="preserve">Despite classical supervision tools, identifying underserved or high-demand zones remains challenging, slow, and </w:t>
-      </w:r>
-      <w:proofErr w:type="spellStart"/>
-      <w:r>
-        <w:rPr>
-          <w:lang w:val="en-AE"/>
-        </w:rPr>
-        <w:t>labor-intensive</w:t>
-      </w:r>
-      <w:proofErr w:type="spellEnd"/>
-      <w:r>
-        <w:rPr>
-          <w:lang w:val="en-AE"/>
-        </w:rPr>
-        <w:t>. Limited visualization and partial manual analysis hinder field team responsiveness and strategic decision-making.</w:t>
+        <w:t>Despite classical supervision tools, identifying underserved or high-demand zones remains challenging, slow, and labor-intensive. Limited visualization and partial manual analysis hinder field team responsiveness and strategic decision-making.</w:t>
       </w:r>
     </w:p>
     <w:p>
@@ -6624,14 +6405,14 @@
           <w:lang w:val="en-AE"/>
         </w:rPr>
       </w:pPr>
-      <w:bookmarkStart w:id="7" w:name="_Toc199103030"/>
+      <w:bookmarkStart w:id="9" w:name="_Toc199103030"/>
       <w:r>
         <w:rPr>
           <w:lang w:val="en-AE"/>
         </w:rPr>
         <w:t>1.2 About the Telecom Provider DJEZZY</w:t>
       </w:r>
-      <w:bookmarkEnd w:id="7"/>
+      <w:bookmarkEnd w:id="9"/>
     </w:p>
     <w:p>
       <w:pPr>
@@ -6647,7 +6428,6 @@
         </w:rPr>
         <w:t>The Algerian telecommunications operator </w:t>
       </w:r>
-      <w:proofErr w:type="spellStart"/>
       <w:r>
         <w:rPr>
           <w:b/>
@@ -6656,7 +6436,6 @@
         </w:rPr>
         <w:t>Djezzy</w:t>
       </w:r>
-      <w:proofErr w:type="spellEnd"/>
       <w:r>
         <w:rPr>
           <w:lang w:val="en-AE"/>
@@ -6689,21 +6468,7 @@
         <w:rPr>
           <w:lang w:val="en-AE"/>
         </w:rPr>
-        <w:t xml:space="preserve">, </w:t>
-      </w:r>
-      <w:proofErr w:type="spellStart"/>
-      <w:r>
-        <w:rPr>
-          <w:lang w:val="en-AE"/>
-        </w:rPr>
-        <w:t>Djezzy</w:t>
-      </w:r>
-      <w:proofErr w:type="spellEnd"/>
-      <w:r>
-        <w:rPr>
-          <w:lang w:val="en-AE"/>
-        </w:rPr>
-        <w:t xml:space="preserve"> offers a full range of services, including </w:t>
+        <w:t>, Djezzy offers a full range of services, including </w:t>
       </w:r>
       <w:r>
         <w:rPr>
@@ -6788,21 +6553,7 @@
         <w:rPr>
           <w:lang w:val="en-AE"/>
         </w:rPr>
-        <w:t xml:space="preserve">, </w:t>
-      </w:r>
-      <w:proofErr w:type="spellStart"/>
-      <w:r>
-        <w:rPr>
-          <w:lang w:val="en-AE"/>
-        </w:rPr>
-        <w:t>Djezzy</w:t>
-      </w:r>
-      <w:proofErr w:type="spellEnd"/>
-      <w:r>
-        <w:rPr>
-          <w:lang w:val="en-AE"/>
-        </w:rPr>
-        <w:t xml:space="preserve"> is now </w:t>
+        <w:t>, Djezzy is now </w:t>
       </w:r>
       <w:r>
         <w:rPr>
@@ -6898,33 +6649,11 @@
           <w:lang w:val="en-AE"/>
         </w:rPr>
       </w:pPr>
-      <w:proofErr w:type="spellStart"/>
-      <w:r>
-        <w:rPr>
-          <w:lang w:val="en-AE"/>
-        </w:rPr>
-        <w:t>Djezzy’s</w:t>
-      </w:r>
-      <w:proofErr w:type="spellEnd"/>
-      <w:r>
-        <w:rPr>
-          <w:lang w:val="en-AE"/>
-        </w:rPr>
-        <w:t xml:space="preserve"> ambition extends further. As a public enterprise, it seeks to become a major technological actor in Algeria, fostering connectivity and contributing to national digitalization. With its experience and leadership, </w:t>
-      </w:r>
-      <w:proofErr w:type="spellStart"/>
-      <w:r>
-        <w:rPr>
-          <w:lang w:val="en-AE"/>
-        </w:rPr>
-        <w:t>Djezzy</w:t>
-      </w:r>
-      <w:proofErr w:type="spellEnd"/>
-      <w:r>
-        <w:rPr>
-          <w:lang w:val="en-AE"/>
-        </w:rPr>
-        <w:t xml:space="preserve"> strives to shape Algeria’s </w:t>
+      <w:r>
+        <w:rPr>
+          <w:lang w:val="en-AE"/>
+        </w:rPr>
+        <w:t xml:space="preserve">Djezzy’s ambition extends further. As a public enterprise, it seeks to become a major technological actor in Algeria, fostering connectivity and contributing to national digitalization. With its experience and leadership, Djezzy strives to shape Algeria’s </w:t>
       </w:r>
       <w:r>
         <w:rPr>
@@ -6941,14 +6670,14 @@
           <w:lang w:val="en-AE"/>
         </w:rPr>
       </w:pPr>
-      <w:bookmarkStart w:id="8" w:name="_Toc199103031"/>
+      <w:bookmarkStart w:id="10" w:name="_Toc199103031"/>
       <w:r>
         <w:rPr>
           <w:lang w:val="en-AE"/>
         </w:rPr>
         <w:t>1.3 Current Organization of Operational Monitoring</w:t>
       </w:r>
-      <w:bookmarkEnd w:id="8"/>
+      <w:bookmarkEnd w:id="10"/>
     </w:p>
     <w:p>
       <w:pPr>
@@ -6969,21 +6698,7 @@
         <w:rPr>
           <w:lang w:val="en-AE"/>
         </w:rPr>
-        <w:t xml:space="preserve">Technical monitoring at </w:t>
-      </w:r>
-      <w:proofErr w:type="spellStart"/>
-      <w:r>
-        <w:rPr>
-          <w:lang w:val="en-AE"/>
-        </w:rPr>
-        <w:t>Djezzy</w:t>
-      </w:r>
-      <w:proofErr w:type="spellEnd"/>
-      <w:r>
-        <w:rPr>
-          <w:lang w:val="en-AE"/>
-        </w:rPr>
-        <w:t xml:space="preserve"> relies on internal software tools, analytical dashboards, and human intervention. Data is collected from antenna sensors, system logs, and customer feedback.</w:t>
+        <w:t>Technical monitoring at Djezzy relies on internal software tools, analytical dashboards, and human intervention. Data is collected from antenna sensors, system logs, and customer feedback.</w:t>
       </w:r>
     </w:p>
     <w:p>
@@ -7008,14 +6723,14 @@
           <w:lang w:val="en-AE"/>
         </w:rPr>
       </w:pPr>
-      <w:bookmarkStart w:id="9" w:name="_Toc199103032"/>
+      <w:bookmarkStart w:id="11" w:name="_Toc199103032"/>
       <w:r>
         <w:rPr>
           <w:lang w:val="en-AE"/>
         </w:rPr>
         <w:t>1.4 Other Use Cases for Geospatial Data</w:t>
       </w:r>
-      <w:bookmarkEnd w:id="9"/>
+      <w:bookmarkEnd w:id="11"/>
     </w:p>
     <w:p>
       <w:pPr>
@@ -7158,7 +6873,7 @@
       <w:pPr>
         <w:pStyle w:val="Titre2"/>
       </w:pPr>
-      <w:bookmarkStart w:id="10" w:name="_Toc199103033"/>
+      <w:bookmarkStart w:id="12" w:name="_Toc199103033"/>
       <w:r>
         <w:t xml:space="preserve">1.5 Issues in </w:t>
       </w:r>
@@ -7170,7 +6885,7 @@
       <w:r>
         <w:t xml:space="preserve"> Monitoring</w:t>
       </w:r>
-      <w:bookmarkEnd w:id="10"/>
+      <w:bookmarkEnd w:id="12"/>
     </w:p>
     <w:p>
       <w:pPr>
@@ -7315,7 +7030,7 @@
       <w:pPr>
         <w:pStyle w:val="Titre3"/>
       </w:pPr>
-      <w:bookmarkStart w:id="11" w:name="_Toc199103034"/>
+      <w:bookmarkStart w:id="13" w:name="_Toc199103034"/>
       <w:r>
         <w:t xml:space="preserve">1.5.1 </w:t>
       </w:r>
@@ -7339,7 +7054,7 @@
       <w:r>
         <w:t>Company</w:t>
       </w:r>
-      <w:bookmarkEnd w:id="11"/>
+      <w:bookmarkEnd w:id="13"/>
       <w:proofErr w:type="spellEnd"/>
     </w:p>
     <w:p>
@@ -7459,7 +7174,7 @@
       <w:pPr>
         <w:pStyle w:val="Titre3"/>
       </w:pPr>
-      <w:bookmarkStart w:id="12" w:name="_Toc199103035"/>
+      <w:bookmarkStart w:id="14" w:name="_Toc199103035"/>
       <w:r>
         <w:lastRenderedPageBreak/>
         <w:t xml:space="preserve">1.5.2 Challenges for End </w:t>
@@ -7468,7 +7183,7 @@
       <w:r>
         <w:t>Users</w:t>
       </w:r>
-      <w:bookmarkEnd w:id="12"/>
+      <w:bookmarkEnd w:id="14"/>
       <w:proofErr w:type="spellEnd"/>
     </w:p>
     <w:p>
@@ -7543,14 +7258,14 @@
           <w:lang w:val="en-AE"/>
         </w:rPr>
       </w:pPr>
-      <w:bookmarkStart w:id="13" w:name="_Toc199103036"/>
+      <w:bookmarkStart w:id="15" w:name="_Toc199103036"/>
       <w:r>
         <w:rPr>
           <w:lang w:val="en-AE"/>
         </w:rPr>
         <w:t>1.6 Existing Methods for Data Analysis and Mapping</w:t>
       </w:r>
-      <w:bookmarkEnd w:id="13"/>
+      <w:bookmarkEnd w:id="15"/>
     </w:p>
     <w:p>
       <w:pPr>
@@ -7567,14 +7282,14 @@
           <w:lang w:val="en-AE"/>
         </w:rPr>
       </w:pPr>
-      <w:bookmarkStart w:id="14" w:name="_Toc199103037"/>
+      <w:bookmarkStart w:id="16" w:name="_Toc199103037"/>
       <w:r>
         <w:rPr>
           <w:lang w:val="en-AE"/>
         </w:rPr>
         <w:t>1.6.1 Classical Supervision</w:t>
       </w:r>
-      <w:bookmarkEnd w:id="14"/>
+      <w:bookmarkEnd w:id="16"/>
     </w:p>
     <w:p>
       <w:pPr>
@@ -7621,7 +7336,7 @@
           <w:lang w:val="en-AE"/>
         </w:rPr>
       </w:pPr>
-      <w:bookmarkStart w:id="15" w:name="_Toc199103038"/>
+      <w:bookmarkStart w:id="17" w:name="_Toc199103038"/>
       <w:r>
         <w:rPr>
           <w:rStyle w:val="Titre3Car"/>
@@ -7629,7 +7344,7 @@
         </w:rPr>
         <w:t>1.6.2 Geographic Information Systems (GIS</w:t>
       </w:r>
-      <w:bookmarkEnd w:id="15"/>
+      <w:bookmarkEnd w:id="17"/>
       <w:r>
         <w:rPr>
           <w:lang w:val="en-AE"/>
@@ -7668,14 +7383,14 @@
           <w:lang w:val="en-AE"/>
         </w:rPr>
       </w:pPr>
-      <w:bookmarkStart w:id="16" w:name="_Toc199103039"/>
+      <w:bookmarkStart w:id="18" w:name="_Toc199103039"/>
       <w:r>
         <w:rPr>
           <w:lang w:val="en-AE"/>
         </w:rPr>
         <w:t>1.7 Proposed Solution</w:t>
       </w:r>
-      <w:bookmarkEnd w:id="16"/>
+      <w:bookmarkEnd w:id="18"/>
     </w:p>
     <w:p>
       <w:pPr>
@@ -7735,8 +7450,13 @@
         </w:numPr>
         <w:ind w:left="714" w:hanging="357"/>
       </w:pPr>
-      <w:r>
-        <w:t xml:space="preserve">Clustering zones by </w:t>
+      <w:proofErr w:type="spellStart"/>
+      <w:r>
+        <w:t>Clustering</w:t>
+      </w:r>
+      <w:proofErr w:type="spellEnd"/>
+      <w:r>
+        <w:t xml:space="preserve"> zones by </w:t>
       </w:r>
       <w:proofErr w:type="spellStart"/>
       <w:r>
@@ -7796,14 +7516,14 @@
           <w:lang w:val="en-AE"/>
         </w:rPr>
       </w:pPr>
-      <w:bookmarkStart w:id="17" w:name="_Toc199103040"/>
+      <w:bookmarkStart w:id="19" w:name="_Toc199103040"/>
       <w:r>
         <w:rPr>
           <w:lang w:val="en-AE"/>
         </w:rPr>
         <w:t>1.7.1 Objectives of the Solution</w:t>
       </w:r>
-      <w:bookmarkEnd w:id="17"/>
+      <w:bookmarkEnd w:id="19"/>
     </w:p>
     <w:p>
       <w:pPr>
@@ -7847,8 +7567,13 @@
       </w:r>
       <w:proofErr w:type="spellEnd"/>
       <w:r>
-        <w:t xml:space="preserve"> mapping</w:t>
-      </w:r>
+        <w:t xml:space="preserve"> </w:t>
+      </w:r>
+      <w:proofErr w:type="spellStart"/>
+      <w:r>
+        <w:t>mapping</w:t>
+      </w:r>
+      <w:proofErr w:type="spellEnd"/>
     </w:p>
     <w:p>
       <w:pPr>
@@ -7858,8 +7583,13 @@
         </w:numPr>
         <w:ind w:left="714" w:hanging="357"/>
       </w:pPr>
-      <w:r>
-        <w:t xml:space="preserve">Enable </w:t>
+      <w:proofErr w:type="spellStart"/>
+      <w:r>
+        <w:t>Enable</w:t>
+      </w:r>
+      <w:proofErr w:type="spellEnd"/>
+      <w:r>
+        <w:t xml:space="preserve"> </w:t>
       </w:r>
       <w:proofErr w:type="spellStart"/>
       <w:r>
@@ -7917,14 +7647,14 @@
           <w:lang w:val="en-AE"/>
         </w:rPr>
       </w:pPr>
-      <w:bookmarkStart w:id="18" w:name="_Toc199103041"/>
+      <w:bookmarkStart w:id="20" w:name="_Toc199103041"/>
       <w:r>
         <w:rPr>
           <w:lang w:val="en-AE"/>
         </w:rPr>
         <w:t>1.7.2 General System Description</w:t>
       </w:r>
-      <w:bookmarkEnd w:id="18"/>
+      <w:bookmarkEnd w:id="20"/>
     </w:p>
     <w:p>
       <w:pPr>
@@ -8052,7 +7782,7 @@
           <w:lang w:val="en-AE"/>
         </w:rPr>
       </w:pPr>
-      <w:bookmarkStart w:id="19" w:name="_Toc199103042"/>
+      <w:bookmarkStart w:id="21" w:name="_Toc199103042"/>
       <w:r>
         <w:rPr>
           <w:lang w:val="en-AE"/>
@@ -8060,7 +7790,7 @@
         <w:lastRenderedPageBreak/>
         <w:t>1.8 Machine Learning and Data Processing</w:t>
       </w:r>
-      <w:bookmarkEnd w:id="19"/>
+      <w:bookmarkEnd w:id="21"/>
     </w:p>
     <w:p>
       <w:pPr>
@@ -8132,14 +7862,14 @@
           <w:lang w:val="en-AE"/>
         </w:rPr>
       </w:pPr>
-      <w:bookmarkStart w:id="20" w:name="_Toc199103043"/>
+      <w:bookmarkStart w:id="22" w:name="_Toc199103043"/>
       <w:r>
         <w:rPr>
           <w:lang w:val="en-AE"/>
         </w:rPr>
         <w:t>1.9 Why an Intelligent Mapping Solution?</w:t>
       </w:r>
-      <w:bookmarkEnd w:id="20"/>
+      <w:bookmarkEnd w:id="22"/>
     </w:p>
     <w:p>
       <w:pPr>
@@ -8167,7 +7897,6 @@
         </w:rPr>
         <w:t>for </w:t>
       </w:r>
-      <w:proofErr w:type="spellStart"/>
       <w:r>
         <w:rPr>
           <w:b/>
@@ -8176,7 +7905,6 @@
         </w:rPr>
         <w:t>Djezzy</w:t>
       </w:r>
-      <w:proofErr w:type="spellEnd"/>
       <w:r>
         <w:rPr>
           <w:lang w:val="en-AE"/>
@@ -8210,13 +7938,8 @@
         <w:t xml:space="preserve">Traditional analysis, reliant on technical reports or static GIS tools, is time-consuming and non-interactive. Our solution modernizes supervision tools by integrating artificial intelligence (via unsupervised clustering) and web technologies (via Folium) into spatial analysis. </w:t>
       </w:r>
       <w:r>
-        <w:t xml:space="preserve">It </w:t>
-      </w:r>
-      <w:proofErr w:type="gramStart"/>
-      <w:r>
-        <w:t>enables:</w:t>
-      </w:r>
-      <w:proofErr w:type="gramEnd"/>
+        <w:t>It enables:</w:t>
+      </w:r>
     </w:p>
     <w:p>
       <w:pPr>
@@ -8318,21 +8041,7 @@
         <w:rPr>
           <w:lang w:val="en-AE"/>
         </w:rPr>
-        <w:t xml:space="preserve">, enhancing </w:t>
-      </w:r>
-      <w:proofErr w:type="spellStart"/>
-      <w:r>
-        <w:rPr>
-          <w:lang w:val="en-AE"/>
-        </w:rPr>
-        <w:t>Djezzy’s</w:t>
-      </w:r>
-      <w:proofErr w:type="spellEnd"/>
-      <w:r>
-        <w:rPr>
-          <w:lang w:val="en-AE"/>
-        </w:rPr>
-        <w:t xml:space="preserve"> ability to manage its territory and anticipate network needs.</w:t>
+        <w:t>, enhancing Djezzy’s ability to manage its territory and anticipate network needs.</w:t>
       </w:r>
     </w:p>
     <w:p>
@@ -8360,14 +8069,14 @@
           <w:lang w:val="en-AE"/>
         </w:rPr>
       </w:pPr>
-      <w:bookmarkStart w:id="21" w:name="_Toc199103044"/>
+      <w:bookmarkStart w:id="23" w:name="_Toc199103044"/>
       <w:r>
         <w:rPr>
           <w:lang w:val="en-AE"/>
         </w:rPr>
         <w:t>Chapter Conclusion</w:t>
       </w:r>
-      <w:bookmarkEnd w:id="21"/>
+      <w:bookmarkEnd w:id="23"/>
     </w:p>
     <w:p>
       <w:pPr>
@@ -8381,35 +8090,7 @@
         <w:rPr>
           <w:lang w:val="en-AE"/>
         </w:rPr>
-        <w:t xml:space="preserve">This chapter outlined the project’s context, highlighting </w:t>
-      </w:r>
-      <w:proofErr w:type="spellStart"/>
-      <w:r>
-        <w:rPr>
-          <w:lang w:val="en-AE"/>
-        </w:rPr>
-        <w:t>Djezzy’s</w:t>
-      </w:r>
-      <w:proofErr w:type="spellEnd"/>
-      <w:r>
-        <w:rPr>
-          <w:lang w:val="en-AE"/>
-        </w:rPr>
-        <w:t xml:space="preserve"> challenges in network analysis and the limitations of existing approaches. By exploring current methods and identifying </w:t>
-      </w:r>
-      <w:proofErr w:type="spellStart"/>
-      <w:r>
-        <w:rPr>
-          <w:lang w:val="en-AE"/>
-        </w:rPr>
-        <w:t>Djezzy’s</w:t>
-      </w:r>
-      <w:proofErr w:type="spellEnd"/>
-      <w:r>
-        <w:rPr>
-          <w:lang w:val="en-AE"/>
-        </w:rPr>
-        <w:t xml:space="preserve"> needs, we defined an innovative, reusable solution. The next chapter details this solution’s architecture, functionalities, and contributions.</w:t>
+        <w:t>This chapter outlined the project’s context, highlighting Djezzy’s challenges in network analysis and the limitations of existing approaches. By exploring current methods and identifying Djezzy’s needs, we defined an innovative, reusable solution. The next chapter details this solution’s architecture, functionalities, and contributions.</w:t>
       </w:r>
     </w:p>
     <w:p>
@@ -8435,14 +8116,14 @@
           <w:lang w:val="en-AE"/>
         </w:rPr>
       </w:pPr>
-      <w:bookmarkStart w:id="22" w:name="_Toc199103045"/>
+      <w:bookmarkStart w:id="24" w:name="_Toc199103045"/>
       <w:r>
         <w:rPr>
           <w:lang w:val="en-AE"/>
         </w:rPr>
         <w:t>Chapter 2: Analysis and Design of the Solution</w:t>
       </w:r>
-      <w:bookmarkEnd w:id="22"/>
+      <w:bookmarkEnd w:id="24"/>
     </w:p>
     <w:p>
       <w:pPr>
@@ -8469,21 +8150,7 @@
         <w:rPr>
           <w:lang w:val="en-AE"/>
         </w:rPr>
-        <w:t xml:space="preserve">In this chapter, we detail the approach adopted to design and develop our intelligent geospatial analysis solution within the telecommunications operator </w:t>
-      </w:r>
-      <w:proofErr w:type="spellStart"/>
-      <w:r>
-        <w:rPr>
-          <w:lang w:val="en-AE"/>
-        </w:rPr>
-        <w:t>Djezzy</w:t>
-      </w:r>
-      <w:proofErr w:type="spellEnd"/>
-      <w:r>
-        <w:rPr>
-          <w:lang w:val="en-AE"/>
-        </w:rPr>
-        <w:t>. The main objective is to provide a tool capable of extracting, segmenting, and visualizing critical areas based on complex raster data (such as population density, infrastructure, etc.), while ensuring robust performance and high readability.</w:t>
+        <w:t>In this chapter, we detail the approach adopted to design and develop our intelligent geospatial analysis solution within the telecommunications operator Djezzy. The main objective is to provide a tool capable of extracting, segmenting, and visualizing critical areas based on complex raster data (such as population density, infrastructure, etc.), while ensuring robust performance and high readability.</w:t>
       </w:r>
     </w:p>
     <w:p>
@@ -8514,14 +8181,14 @@
           <w:lang w:val="en-AE"/>
         </w:rPr>
       </w:pPr>
-      <w:bookmarkStart w:id="23" w:name="_Toc199103046"/>
+      <w:bookmarkStart w:id="25" w:name="_Toc199103046"/>
       <w:r>
         <w:rPr>
           <w:lang w:val="en-AE"/>
         </w:rPr>
         <w:t>2.1 Raster Data Processing</w:t>
       </w:r>
-      <w:bookmarkEnd w:id="23"/>
+      <w:bookmarkEnd w:id="25"/>
     </w:p>
     <w:p>
       <w:pPr>
@@ -8530,14 +8197,14 @@
           <w:lang w:val="en-AE"/>
         </w:rPr>
       </w:pPr>
-      <w:bookmarkStart w:id="24" w:name="_Toc199103047"/>
+      <w:bookmarkStart w:id="26" w:name="_Toc199103047"/>
       <w:r>
         <w:rPr>
           <w:lang w:val="en-AE"/>
         </w:rPr>
         <w:t>2.1.1 Critical Importance of Raster Data Quality for Spatial Processing</w:t>
       </w:r>
-      <w:bookmarkEnd w:id="24"/>
+      <w:bookmarkEnd w:id="26"/>
     </w:p>
     <w:p>
       <w:pPr>
@@ -8564,21 +8231,7 @@
         <w:rPr>
           <w:lang w:val="en-AE"/>
         </w:rPr>
-        <w:t xml:space="preserve">In the context of our project—an automated analysis and intelligent visualization solution designed for a telecom operator like </w:t>
-      </w:r>
-      <w:proofErr w:type="spellStart"/>
-      <w:r>
-        <w:rPr>
-          <w:lang w:val="en-AE"/>
-        </w:rPr>
-        <w:t>Djezzy</w:t>
-      </w:r>
-      <w:proofErr w:type="spellEnd"/>
-      <w:r>
-        <w:rPr>
-          <w:lang w:val="en-AE"/>
-        </w:rPr>
-        <w:t>—this issue is even more critical. Indeed, the geographic segmentation of a territory and the interpretation of areas of interest can only be relevant if the input data is reliable and well-aligned.</w:t>
+        <w:t>In the context of our project—an automated analysis and intelligent visualization solution designed for a telecom operator like Djezzy—this issue is even more critical. Indeed, the geographic segmentation of a territory and the interpretation of areas of interest can only be relevant if the input data is reliable and well-aligned.</w:t>
       </w:r>
     </w:p>
     <w:p>
@@ -8614,21 +8267,7 @@
           <w:lang w:val="en-AE"/>
         </w:rPr>
         <w:br/>
-        <w:t>• “</w:t>
-      </w:r>
-      <w:proofErr w:type="spellStart"/>
-      <w:r>
-        <w:rPr>
-          <w:lang w:val="en-AE"/>
-        </w:rPr>
-        <w:t>NoData</w:t>
-      </w:r>
-      <w:proofErr w:type="spellEnd"/>
-      <w:r>
-        <w:rPr>
-          <w:lang w:val="en-AE"/>
-        </w:rPr>
-        <w:t>” values must be correctly managed to avoid bias;</w:t>
+        <w:t>• “NoData” values must be correctly managed to avoid bias;</w:t>
       </w:r>
       <w:r>
         <w:rPr>
@@ -8709,7 +8348,7 @@
           <w:lang w:val="en-AE"/>
         </w:rPr>
       </w:pPr>
-      <w:bookmarkStart w:id="25" w:name="_Toc199103048"/>
+      <w:bookmarkStart w:id="27" w:name="_Toc199103048"/>
       <w:r>
         <w:rPr>
           <w:lang w:val="en-AE"/>
@@ -8717,7 +8356,7 @@
         <w:lastRenderedPageBreak/>
         <w:t>2.1.2 Sources and Nature of Data</w:t>
       </w:r>
-      <w:bookmarkEnd w:id="25"/>
+      <w:bookmarkEnd w:id="27"/>
     </w:p>
     <w:p>
       <w:pPr>
@@ -8840,21 +8479,7 @@
         <w:rPr>
           <w:lang w:val="en-AE"/>
         </w:rPr>
-        <w:t xml:space="preserve">: GADM is a cartographic database that provides detailed administrative boundaries for all countries in the world. It offers files in shapefile or </w:t>
-      </w:r>
-      <w:proofErr w:type="spellStart"/>
-      <w:r>
-        <w:rPr>
-          <w:lang w:val="en-AE"/>
-        </w:rPr>
-        <w:t>GeoJSON</w:t>
-      </w:r>
-      <w:proofErr w:type="spellEnd"/>
-      <w:r>
-        <w:rPr>
-          <w:lang w:val="en-AE"/>
-        </w:rPr>
-        <w:t xml:space="preserve"> format, commonly used in geomatics and spatial analyses. GADM is particularly useful for linking statistical or geographic data to administrative entities (countries, regions, wilayas, municipalities, etc.).</w:t>
+        <w:t>: GADM is a cartographic database that provides detailed administrative boundaries for all countries in the world. It offers files in shapefile or GeoJSON format, commonly used in geomatics and spatial analyses. GADM is particularly useful for linking statistical or geographic data to administrative entities (countries, regions, wilayas, municipalities, etc.).</w:t>
       </w:r>
     </w:p>
     <w:p>
@@ -8918,14 +8543,14 @@
           <w:lang w:val="en-AE"/>
         </w:rPr>
       </w:pPr>
-      <w:bookmarkStart w:id="26" w:name="_Toc199103049"/>
+      <w:bookmarkStart w:id="28" w:name="_Toc199103049"/>
       <w:r>
         <w:rPr>
           <w:lang w:val="en-AE"/>
         </w:rPr>
         <w:t>2.2 Analysis and Segmentation Pipeline</w:t>
       </w:r>
-      <w:bookmarkEnd w:id="26"/>
+      <w:bookmarkEnd w:id="28"/>
     </w:p>
     <w:p>
       <w:pPr>
@@ -8945,21 +8570,7 @@
         <w:rPr>
           <w:lang w:val="en-AE"/>
         </w:rPr>
-        <w:t xml:space="preserve">This section outlines the various steps involved in </w:t>
-      </w:r>
-      <w:proofErr w:type="spellStart"/>
-      <w:r>
-        <w:rPr>
-          <w:lang w:val="en-AE"/>
-        </w:rPr>
-        <w:t>analyzing</w:t>
-      </w:r>
-      <w:proofErr w:type="spellEnd"/>
-      <w:r>
-        <w:rPr>
-          <w:lang w:val="en-AE"/>
-        </w:rPr>
-        <w:t xml:space="preserve"> and processing raster data with the aim of producing a segmented and interpretable map. The pipeline is based on a combination of unsupervised clustering techniques applied to geospatial data extracted from raster layers. It proceeds through three main stages: an initial filtering to extract dense areas, intelligent grouping through clustering, and spatial reconstruction for display.</w:t>
+        <w:t>This section outlines the various steps involved in analyzing and processing raster data with the aim of producing a segmented and interpretable map. The pipeline is based on a combination of unsupervised clustering techniques applied to geospatial data extracted from raster layers. It proceeds through three main stages: an initial filtering to extract dense areas, intelligent grouping through clustering, and spatial reconstruction for display.</w:t>
       </w:r>
     </w:p>
     <w:p>
@@ -9061,35 +8672,7 @@
         <w:rPr>
           <w:lang w:val="en-AE"/>
         </w:rPr>
-        <w:t>In the context of this project, all geospatial data was reprojected into the EPSG:4326 coordinate reference system, which corresponds to the WGS 84 (World Geodetic System 1984) standard. This system, based on geographic coordinates expressed in decimal degrees (longitude, latitude), is widely recognized as the international standard for georeferencing. It is used in most GIS tools (such as QGIS), Python libraries (</w:t>
-      </w:r>
-      <w:proofErr w:type="spellStart"/>
-      <w:r>
-        <w:rPr>
-          <w:lang w:val="en-AE"/>
-        </w:rPr>
-        <w:t>Rasterio</w:t>
-      </w:r>
-      <w:proofErr w:type="spellEnd"/>
-      <w:r>
-        <w:rPr>
-          <w:lang w:val="en-AE"/>
-        </w:rPr>
-        <w:t xml:space="preserve">, Folium), and web mapping systems (Leaflet.js). The use of EPSG:4326 ensures full interoperability between the different data sources used in this project (GHSL, OpenStreetMap, GADM), while guaranteeing proper layer alignment in the final visualization. The reprojection was carried out using QGIS for the initial processing and then automated in the Python pipeline using </w:t>
-      </w:r>
-      <w:proofErr w:type="spellStart"/>
-      <w:r>
-        <w:rPr>
-          <w:lang w:val="en-AE"/>
-        </w:rPr>
-        <w:t>Rasterio</w:t>
-      </w:r>
-      <w:proofErr w:type="spellEnd"/>
-      <w:r>
-        <w:rPr>
-          <w:lang w:val="en-AE"/>
-        </w:rPr>
-        <w:t>, thus ensuring spatial consistency throughout the entire workflow.</w:t>
+        <w:t>In the context of this project, all geospatial data was reprojected into the EPSG:4326 coordinate reference system, which corresponds to the WGS 84 (World Geodetic System 1984) standard. This system, based on geographic coordinates expressed in decimal degrees (longitude, latitude), is widely recognized as the international standard for georeferencing. It is used in most GIS tools (such as QGIS), Python libraries (Rasterio, Folium), and web mapping systems (Leaflet.js). The use of EPSG:4326 ensures full interoperability between the different data sources used in this project (GHSL, OpenStreetMap, GADM), while guaranteeing proper layer alignment in the final visualization. The reprojection was carried out using QGIS for the initial processing and then automated in the Python pipeline using Rasterio, thus ensuring spatial consistency throughout the entire workflow.</w:t>
       </w:r>
     </w:p>
     <w:p>
@@ -9138,21 +8721,7 @@
         <w:rPr>
           <w:lang w:val="en-AE"/>
         </w:rPr>
-        <w:t xml:space="preserve">Unlike </w:t>
-      </w:r>
-      <w:proofErr w:type="spellStart"/>
-      <w:r>
-        <w:rPr>
-          <w:lang w:val="en-AE"/>
-        </w:rPr>
-        <w:t>KMeans</w:t>
-      </w:r>
-      <w:proofErr w:type="spellEnd"/>
-      <w:r>
-        <w:rPr>
-          <w:lang w:val="en-AE"/>
-        </w:rPr>
-        <w:t>, HDBSCAN does not require specifying the number of clusters in advance. It relies on local density to identify homogeneous zones and automatically removes isolated or insignificant points. This allows us to obtain a spatial mask that represents only the areas of interest while drastically reducing noise in the data.</w:t>
+        <w:t>Unlike KMeans, HDBSCAN does not require specifying the number of clusters in advance. It relies on local density to identify homogeneous zones and automatically removes isolated or insignificant points. This allows us to obtain a spatial mask that represents only the areas of interest while drastically reducing noise in the data.</w:t>
       </w:r>
     </w:p>
     <w:p>
@@ -9223,18 +8792,8 @@
           <w:bCs/>
           <w:lang w:val="en-AE"/>
         </w:rPr>
-        <w:t xml:space="preserve">2.2.3 Clustering with </w:t>
-      </w:r>
-      <w:proofErr w:type="spellStart"/>
-      <w:r>
-        <w:rPr>
-          <w:b/>
-          <w:bCs/>
-          <w:lang w:val="en-AE"/>
-        </w:rPr>
-        <w:t>MiniBatchKMeans</w:t>
-      </w:r>
-      <w:proofErr w:type="spellEnd"/>
+        <w:t>2.2.3 Clustering with MiniBatchKMeans</w:t>
+      </w:r>
     </w:p>
     <w:p>
       <w:pPr>
@@ -9248,35 +8807,7 @@
         <w:rPr>
           <w:lang w:val="en-AE"/>
         </w:rPr>
-        <w:t xml:space="preserve">After isolating the relevant zones, we apply a second level of grouping: clustering using </w:t>
-      </w:r>
-      <w:proofErr w:type="spellStart"/>
-      <w:r>
-        <w:rPr>
-          <w:lang w:val="en-AE"/>
-        </w:rPr>
-        <w:t>MiniBatchKMeans</w:t>
-      </w:r>
-      <w:proofErr w:type="spellEnd"/>
-      <w:r>
-        <w:rPr>
-          <w:lang w:val="en-AE"/>
-        </w:rPr>
-        <w:t xml:space="preserve">. This is a faster and more scalable variant of the standard </w:t>
-      </w:r>
-      <w:proofErr w:type="spellStart"/>
-      <w:r>
-        <w:rPr>
-          <w:lang w:val="en-AE"/>
-        </w:rPr>
-        <w:t>KMeans</w:t>
-      </w:r>
-      <w:proofErr w:type="spellEnd"/>
-      <w:r>
-        <w:rPr>
-          <w:lang w:val="en-AE"/>
-        </w:rPr>
-        <w:t xml:space="preserve"> algorithm, better suited for large datasets.</w:t>
+        <w:t>After isolating the relevant zones, we apply a second level of grouping: clustering using MiniBatchKMeans. This is a faster and more scalable variant of the standard KMeans algorithm, better suited for large datasets.</w:t>
       </w:r>
     </w:p>
     <w:p>
@@ -9291,21 +8822,7 @@
         <w:rPr>
           <w:lang w:val="en-AE"/>
         </w:rPr>
-        <w:t xml:space="preserve">The goal here is to group the filtered pixels based on feature similarity (population density, building density) to form coherent and homogeneous zones. These groups are referred to as "clusters" and may represent different types of areas: high-density residential zones, industrial zones, peri-urban </w:t>
-      </w:r>
-      <w:proofErr w:type="spellStart"/>
-      <w:r>
-        <w:rPr>
-          <w:lang w:val="en-AE"/>
-        </w:rPr>
-        <w:t>neighborhoods</w:t>
-      </w:r>
-      <w:proofErr w:type="spellEnd"/>
-      <w:r>
-        <w:rPr>
-          <w:lang w:val="en-AE"/>
-        </w:rPr>
-        <w:t>, etc.</w:t>
+        <w:t>The goal here is to group the filtered pixels based on feature similarity (population density, building density) to form coherent and homogeneous zones. These groups are referred to as "clusters" and may represent different types of areas: high-density residential zones, industrial zones, peri-urban neighborhoods, etc.</w:t>
       </w:r>
     </w:p>
     <w:p>
@@ -9347,6 +8864,11 @@
       </w:pPr>
     </w:p>
     <w:p>
+      <w:pPr>
+        <w:rPr>
+          <w:lang w:val="en-AE"/>
+        </w:rPr>
+      </w:pPr>
       <w:r>
         <w:rPr>
           <w:lang w:val="en-AE"/>
@@ -9356,7 +8878,7 @@
       <w:r>
         <w:rPr>
           <w:noProof/>
-          <w:lang w:val="en-AE"/>
+          <w:lang w:val="en-US"/>
         </w:rPr>
         <w:drawing>
           <wp:inline distT="0" distB="0" distL="0" distR="0" wp14:anchorId="1A849A31" wp14:editId="227FC7DA">
@@ -9401,36 +8923,29 @@
         </w:drawing>
       </w:r>
       <w:r>
+        <w:rPr>
+          <w:lang w:val="en-AE"/>
+        </w:rPr>
         <w:t xml:space="preserve"> </w:t>
       </w:r>
     </w:p>
     <w:p>
-      <w:r>
+      <w:pPr>
+        <w:rPr>
+          <w:lang w:val="en-AE"/>
+        </w:rPr>
+      </w:pPr>
+      <w:r>
+        <w:rPr>
+          <w:lang w:val="en-AE"/>
+        </w:rPr>
         <w:t xml:space="preserve">     Figure1 : </w:t>
       </w:r>
-      <w:proofErr w:type="spellStart"/>
-      <w:r>
-        <w:t>Elbow</w:t>
-      </w:r>
-      <w:proofErr w:type="spellEnd"/>
-      <w:r>
-        <w:t xml:space="preserve"> </w:t>
-      </w:r>
-      <w:proofErr w:type="spellStart"/>
-      <w:r>
-        <w:t>methode</w:t>
-      </w:r>
-      <w:proofErr w:type="spellEnd"/>
-      <w:r>
-        <w:t xml:space="preserve"> </w:t>
-      </w:r>
-      <w:proofErr w:type="spellStart"/>
-      <w:r>
-        <w:t>result</w:t>
-      </w:r>
-      <w:proofErr w:type="spellEnd"/>
-      <w:r>
-        <w:t xml:space="preserve">  </w:t>
+      <w:r>
+        <w:rPr>
+          <w:lang w:val="en-AE"/>
+        </w:rPr>
+        <w:t xml:space="preserve">Elbow methode result  </w:t>
       </w:r>
     </w:p>
     <w:p>
@@ -9439,6 +8954,7 @@
         <w:rPr>
           <w:b/>
           <w:bCs/>
+          <w:lang w:val="en-AE"/>
         </w:rPr>
       </w:pPr>
     </w:p>
@@ -9448,6 +8964,7 @@
         <w:rPr>
           <w:b/>
           <w:bCs/>
+          <w:lang w:val="en-AE"/>
         </w:rPr>
       </w:pPr>
     </w:p>
@@ -9496,21 +9013,7 @@
         <w:rPr>
           <w:lang w:val="en-AE"/>
         </w:rPr>
-        <w:t xml:space="preserve">All filtered pixels receive a cluster identifier; the others are marked as -1 or left blank. This enables the reconstruction of a thematic map, where each </w:t>
-      </w:r>
-      <w:proofErr w:type="spellStart"/>
-      <w:r>
-        <w:rPr>
-          <w:lang w:val="en-AE"/>
-        </w:rPr>
-        <w:t>colored</w:t>
-      </w:r>
-      <w:proofErr w:type="spellEnd"/>
-      <w:r>
-        <w:rPr>
-          <w:lang w:val="en-AE"/>
-        </w:rPr>
-        <w:t xml:space="preserve"> region corresponds to a specific cluster.</w:t>
+        <w:t>All filtered pixels receive a cluster identifier; the others are marked as -1 or left blank. This enables the reconstruction of a thematic map, where each colored region corresponds to a specific cluster.</w:t>
       </w:r>
     </w:p>
     <w:p>
@@ -9543,7 +9046,7 @@
           <w:lang w:val="en-AE"/>
         </w:rPr>
       </w:pPr>
-      <w:bookmarkStart w:id="27" w:name="_Toc199103050"/>
+      <w:bookmarkStart w:id="29" w:name="_Toc199103050"/>
       <w:r>
         <w:rPr>
           <w:lang w:val="en-AE"/>
@@ -9551,7 +9054,7 @@
         <w:lastRenderedPageBreak/>
         <w:t>2.3 Cartographic Visualization</w:t>
       </w:r>
-      <w:bookmarkEnd w:id="27"/>
+      <w:bookmarkEnd w:id="29"/>
     </w:p>
     <w:p>
       <w:pPr>
@@ -9560,14 +9063,14 @@
           <w:lang w:val="en-AE"/>
         </w:rPr>
       </w:pPr>
-      <w:bookmarkStart w:id="28" w:name="_Toc199103051"/>
+      <w:bookmarkStart w:id="30" w:name="_Toc199103051"/>
       <w:r>
         <w:rPr>
           <w:lang w:val="en-AE"/>
         </w:rPr>
         <w:t>2.3.1 Tool Selection: Folium</w:t>
       </w:r>
-      <w:bookmarkEnd w:id="28"/>
+      <w:bookmarkEnd w:id="30"/>
     </w:p>
     <w:p>
       <w:pPr>
@@ -9668,7 +9171,7 @@
       <w:pPr>
         <w:pStyle w:val="Titre3"/>
       </w:pPr>
-      <w:bookmarkStart w:id="29" w:name="_Toc199103052"/>
+      <w:bookmarkStart w:id="31" w:name="_Toc199103052"/>
       <w:r>
         <w:t xml:space="preserve">2.3.2 Structure of the Final </w:t>
       </w:r>
@@ -9676,7 +9179,7 @@
       <w:r>
         <w:t>Map</w:t>
       </w:r>
-      <w:bookmarkEnd w:id="29"/>
+      <w:bookmarkEnd w:id="31"/>
       <w:proofErr w:type="spellEnd"/>
     </w:p>
     <w:p>
@@ -9695,7 +9198,6 @@
         <w:t xml:space="preserve"> </w:t>
       </w:r>
       <w:proofErr w:type="spellStart"/>
-      <w:proofErr w:type="gramStart"/>
       <w:r>
         <w:t>include</w:t>
       </w:r>
@@ -9703,7 +9205,6 @@
       <w:r>
         <w:t>:</w:t>
       </w:r>
-      <w:proofErr w:type="gramEnd"/>
     </w:p>
     <w:p>
       <w:pPr>
@@ -9740,21 +9241,7 @@
         <w:rPr>
           <w:lang w:val="en-AE"/>
         </w:rPr>
-        <w:t xml:space="preserve">Filtered layers of key infrastructures (e.g., hospitals, commercial </w:t>
-      </w:r>
-      <w:proofErr w:type="spellStart"/>
-      <w:r>
-        <w:rPr>
-          <w:lang w:val="en-AE"/>
-        </w:rPr>
-        <w:t>centers</w:t>
-      </w:r>
-      <w:proofErr w:type="spellEnd"/>
-      <w:r>
-        <w:rPr>
-          <w:lang w:val="en-AE"/>
-        </w:rPr>
-        <w:t>, etc.)</w:t>
+        <w:t>Filtered layers of key infrastructures (e.g., hospitals, commercial centers, etc.)</w:t>
       </w:r>
     </w:p>
     <w:p>
@@ -9829,14 +9316,14 @@
           <w:lang w:val="en-AE"/>
         </w:rPr>
       </w:pPr>
-      <w:bookmarkStart w:id="30" w:name="_Toc199103053"/>
+      <w:bookmarkStart w:id="32" w:name="_Toc199103053"/>
       <w:r>
         <w:rPr>
           <w:lang w:val="en-AE"/>
         </w:rPr>
         <w:t>2.3.3 Export and Integration</w:t>
       </w:r>
-      <w:bookmarkEnd w:id="30"/>
+      <w:bookmarkEnd w:id="32"/>
     </w:p>
     <w:p>
       <w:pPr>
@@ -9867,14 +9354,14 @@
           <w:lang w:val="en-AE"/>
         </w:rPr>
       </w:pPr>
-      <w:bookmarkStart w:id="31" w:name="_Toc199103054"/>
+      <w:bookmarkStart w:id="33" w:name="_Toc199103054"/>
       <w:r>
         <w:rPr>
           <w:lang w:val="en-AE"/>
         </w:rPr>
         <w:t>2.4 Automation and Pipeline Modularity</w:t>
       </w:r>
-      <w:bookmarkEnd w:id="31"/>
+      <w:bookmarkEnd w:id="33"/>
     </w:p>
     <w:p>
       <w:pPr>
@@ -9974,35 +9461,7 @@
         <w:rPr>
           <w:lang w:val="en-AE"/>
         </w:rPr>
-        <w:t xml:space="preserve">The pipeline can be applied to other cities, wilayas, or countries without major adjustments. Simply replacing the input datasets (population/infrastructure </w:t>
-      </w:r>
-      <w:proofErr w:type="spellStart"/>
-      <w:r>
-        <w:rPr>
-          <w:lang w:val="en-AE"/>
-        </w:rPr>
-        <w:t>rasters</w:t>
-      </w:r>
-      <w:proofErr w:type="spellEnd"/>
-      <w:r>
-        <w:rPr>
-          <w:lang w:val="en-AE"/>
-        </w:rPr>
-        <w:t xml:space="preserve">) allows for local segmentation using the same analysis logic. This portability makes it particularly valuable for a national operator like </w:t>
-      </w:r>
-      <w:proofErr w:type="spellStart"/>
-      <w:r>
-        <w:rPr>
-          <w:lang w:val="en-AE"/>
-        </w:rPr>
-        <w:t>Djezzy</w:t>
-      </w:r>
-      <w:proofErr w:type="spellEnd"/>
-      <w:r>
-        <w:rPr>
-          <w:lang w:val="en-AE"/>
-        </w:rPr>
-        <w:t>.</w:t>
+        <w:t>The pipeline can be applied to other cities, wilayas, or countries without major adjustments. Simply replacing the input datasets (population/infrastructure rasters) allows for local segmentation using the same analysis logic. This portability makes it particularly valuable for a national operator like Djezzy.</w:t>
       </w:r>
     </w:p>
     <w:p>
@@ -10071,11 +9530,11 @@
       <w:pPr>
         <w:pStyle w:val="Titre2"/>
       </w:pPr>
-      <w:bookmarkStart w:id="32" w:name="_Toc199103055"/>
+      <w:bookmarkStart w:id="34" w:name="_Toc199103055"/>
       <w:r>
         <w:t>2.5 Global Pipeline Architecture</w:t>
       </w:r>
-      <w:bookmarkEnd w:id="32"/>
+      <w:bookmarkEnd w:id="34"/>
     </w:p>
     <w:p>
       <w:pPr>
@@ -10155,8 +9614,13 @@
       </w:r>
       <w:proofErr w:type="spellEnd"/>
       <w:r>
-        <w:t xml:space="preserve"> clustering</w:t>
-      </w:r>
+        <w:t xml:space="preserve"> </w:t>
+      </w:r>
+      <w:proofErr w:type="spellStart"/>
+      <w:r>
+        <w:t>clustering</w:t>
+      </w:r>
+      <w:proofErr w:type="spellEnd"/>
     </w:p>
     <w:p>
       <w:pPr>
@@ -10224,10 +9688,11 @@
       <w:pPr>
         <w:pStyle w:val="Titre2"/>
       </w:pPr>
-      <w:bookmarkStart w:id="33" w:name="_Toc199103056"/>
+      <w:bookmarkStart w:id="35" w:name="_Toc199103056"/>
       <w:r>
         <w:rPr>
           <w:noProof/>
+          <w:lang w:val="en-US"/>
         </w:rPr>
         <w:drawing>
           <wp:anchor distT="0" distB="0" distL="114300" distR="114300" simplePos="0" relativeHeight="251658240" behindDoc="1" locked="0" layoutInCell="1" allowOverlap="1" wp14:anchorId="7DBE9930" wp14:editId="268AC558">
@@ -10293,7 +9758,7 @@
           </wp:anchor>
         </w:drawing>
       </w:r>
-      <w:bookmarkEnd w:id="33"/>
+      <w:bookmarkEnd w:id="35"/>
     </w:p>
     <w:p>
       <w:pPr>
@@ -10361,7 +9826,7 @@
       <w:pPr>
         <w:pStyle w:val="Titre2"/>
       </w:pPr>
-      <w:bookmarkStart w:id="34" w:name="_Toc199103057"/>
+      <w:bookmarkStart w:id="36" w:name="_Toc199103057"/>
       <w:r>
         <w:t xml:space="preserve">2.6 </w:t>
       </w:r>
@@ -10385,7 +9850,7 @@
       <w:r>
         <w:t>Encountered</w:t>
       </w:r>
-      <w:bookmarkEnd w:id="34"/>
+      <w:bookmarkEnd w:id="36"/>
       <w:proofErr w:type="spellEnd"/>
     </w:p>
     <w:p>
@@ -10490,14 +9955,14 @@
           <w:lang w:val="en-AE"/>
         </w:rPr>
       </w:pPr>
-      <w:bookmarkStart w:id="35" w:name="_Toc199103058"/>
+      <w:bookmarkStart w:id="37" w:name="_Toc199103058"/>
       <w:r>
         <w:rPr>
           <w:lang w:val="en-AE"/>
         </w:rPr>
         <w:t>Chapter Conclusion</w:t>
       </w:r>
-      <w:bookmarkEnd w:id="35"/>
+      <w:bookmarkEnd w:id="37"/>
     </w:p>
     <w:p>
       <w:pPr>
@@ -10511,21 +9976,7 @@
         <w:rPr>
           <w:lang w:val="en-AE"/>
         </w:rPr>
-        <w:t xml:space="preserve">This chapter detailed our design approach, from raster processing to interactive visualization. The modular system meets </w:t>
-      </w:r>
-      <w:proofErr w:type="spellStart"/>
-      <w:r>
-        <w:rPr>
-          <w:lang w:val="en-AE"/>
-        </w:rPr>
-        <w:t>Djezzy’s</w:t>
-      </w:r>
-      <w:proofErr w:type="spellEnd"/>
-      <w:r>
-        <w:rPr>
-          <w:lang w:val="en-AE"/>
-        </w:rPr>
-        <w:t xml:space="preserve"> needs for intelligent zone analysis. </w:t>
+        <w:t xml:space="preserve">This chapter detailed our design approach, from raster processing to interactive visualization. The modular system meets Djezzy’s needs for intelligent zone analysis. </w:t>
       </w:r>
       <w:r>
         <w:rPr>
@@ -10555,14 +10006,14 @@
           <w:lang w:val="en-AE"/>
         </w:rPr>
       </w:pPr>
-      <w:bookmarkStart w:id="36" w:name="_Toc199103059"/>
+      <w:bookmarkStart w:id="38" w:name="_Toc199103059"/>
       <w:r>
         <w:rPr>
           <w:lang w:val="en-AE"/>
         </w:rPr>
         <w:t>Chapter 3: Practical Implementation and Results Analysis</w:t>
       </w:r>
-      <w:bookmarkEnd w:id="36"/>
+      <w:bookmarkEnd w:id="38"/>
     </w:p>
     <w:p>
       <w:pPr>
@@ -10571,14 +10022,14 @@
           <w:lang w:val="en-AE"/>
         </w:rPr>
       </w:pPr>
-      <w:bookmarkStart w:id="37" w:name="_Toc199103060"/>
+      <w:bookmarkStart w:id="39" w:name="_Toc199103060"/>
       <w:r>
         <w:rPr>
           <w:lang w:val="en-AE"/>
         </w:rPr>
         <w:t>3.1 Geospatial Processing and Analysis Pipeline</w:t>
       </w:r>
-      <w:bookmarkEnd w:id="37"/>
+      <w:bookmarkEnd w:id="39"/>
     </w:p>
     <w:p>
       <w:pPr>
@@ -10605,35 +10056,7 @@
         <w:rPr>
           <w:lang w:val="en-AE"/>
         </w:rPr>
-        <w:t xml:space="preserve">Through a series of processes—including reprojection, data cleaning, spatial filtering with HDBSCAN, and clustering with </w:t>
-      </w:r>
-      <w:proofErr w:type="spellStart"/>
-      <w:r>
-        <w:rPr>
-          <w:lang w:val="en-AE"/>
-        </w:rPr>
-        <w:t>KMeans</w:t>
-      </w:r>
-      <w:proofErr w:type="spellEnd"/>
-      <w:r>
-        <w:rPr>
-          <w:lang w:val="en-AE"/>
-        </w:rPr>
-        <w:t xml:space="preserve">—the pipeline allows us to transform raw data from GHSL and OpenStreetMap into a clear, usable, and strategically valuable map for a telecommunications operator like </w:t>
-      </w:r>
-      <w:proofErr w:type="spellStart"/>
-      <w:r>
-        <w:rPr>
-          <w:lang w:val="en-AE"/>
-        </w:rPr>
-        <w:t>Djezzy</w:t>
-      </w:r>
-      <w:proofErr w:type="spellEnd"/>
-      <w:r>
-        <w:rPr>
-          <w:lang w:val="en-AE"/>
-        </w:rPr>
-        <w:t>. This modular system not only ensures great flexibility in adjusting parameters (number of clusters, density thresholds, etc.) but also provides the capacity to integrate new analysis layers (such as roads, antennas, commercial zones) in future extensions.</w:t>
+        <w:t>Through a series of processes—including reprojection, data cleaning, spatial filtering with HDBSCAN, and clustering with KMeans—the pipeline allows us to transform raw data from GHSL and OpenStreetMap into a clear, usable, and strategically valuable map for a telecommunications operator like Djezzy. This modular system not only ensures great flexibility in adjusting parameters (number of clusters, density thresholds, etc.) but also provides the capacity to integrate new analysis layers (such as roads, antennas, commercial zones) in future extensions.</w:t>
       </w:r>
     </w:p>
     <w:p>
@@ -10650,14 +10073,14 @@
           <w:lang w:val="en-AE"/>
         </w:rPr>
       </w:pPr>
-      <w:bookmarkStart w:id="38" w:name="_Toc199103061"/>
+      <w:bookmarkStart w:id="40" w:name="_Toc199103061"/>
       <w:r>
         <w:rPr>
           <w:lang w:val="en-AE"/>
         </w:rPr>
         <w:t>3.2 Key Tools and Technologies</w:t>
       </w:r>
-      <w:bookmarkEnd w:id="38"/>
+      <w:bookmarkEnd w:id="40"/>
     </w:p>
     <w:p>
       <w:pPr>
@@ -10670,21 +10093,7 @@
         <w:rPr>
           <w:lang w:val="en-AE"/>
         </w:rPr>
-        <w:t xml:space="preserve">The implementation of our geospatial analysis project for the telecom operator </w:t>
-      </w:r>
-      <w:proofErr w:type="spellStart"/>
-      <w:r>
-        <w:rPr>
-          <w:lang w:val="en-AE"/>
-        </w:rPr>
-        <w:t>Djezzy</w:t>
-      </w:r>
-      <w:proofErr w:type="spellEnd"/>
-      <w:r>
-        <w:rPr>
-          <w:lang w:val="en-AE"/>
-        </w:rPr>
-        <w:t xml:space="preserve"> relies on a coherent set of tools, programming languages, and technologies. These choices were guided by criteria such as performance, compatibility with geographic data, and the ability to efficiently process large volumes of raster data.</w:t>
+        <w:t>The implementation of our geospatial analysis project for the telecom operator Djezzy relies on a coherent set of tools, programming languages, and technologies. These choices were guided by criteria such as performance, compatibility with geographic data, and the ability to efficiently process large volumes of raster data.</w:t>
       </w:r>
     </w:p>
     <w:p>
@@ -10792,14 +10201,14 @@
           <w:lang w:val="en-AE"/>
         </w:rPr>
       </w:pPr>
-      <w:bookmarkStart w:id="39" w:name="_Toc199103062"/>
+      <w:bookmarkStart w:id="41" w:name="_Toc199103062"/>
       <w:r>
         <w:rPr>
           <w:lang w:val="en-AE"/>
         </w:rPr>
         <w:t>3.2.1 GIS Software and External Tools</w:t>
       </w:r>
-      <w:bookmarkEnd w:id="39"/>
+      <w:bookmarkEnd w:id="41"/>
     </w:p>
     <w:tbl>
       <w:tblPr>
@@ -11089,8 +10498,13 @@
                 <w:lang w:val="en-AE"/>
               </w:rPr>
             </w:pPr>
-            <w:r>
-              <w:t xml:space="preserve">Graphic </w:t>
+            <w:proofErr w:type="spellStart"/>
+            <w:r>
+              <w:t>Graphic</w:t>
+            </w:r>
+            <w:proofErr w:type="spellEnd"/>
+            <w:r>
+              <w:t xml:space="preserve"> </w:t>
             </w:r>
             <w:proofErr w:type="spellStart"/>
             <w:r>
@@ -11169,14 +10583,14 @@
           <w:lang w:val="en-AE"/>
         </w:rPr>
       </w:pPr>
-      <w:bookmarkStart w:id="40" w:name="_Toc199103063"/>
+      <w:bookmarkStart w:id="42" w:name="_Toc199103063"/>
       <w:r>
         <w:rPr>
           <w:lang w:val="en-AE"/>
         </w:rPr>
         <w:t>3.2.2 Data Sources</w:t>
       </w:r>
-      <w:bookmarkEnd w:id="40"/>
+      <w:bookmarkEnd w:id="42"/>
     </w:p>
     <w:tbl>
       <w:tblPr>
@@ -11261,8 +10675,13 @@
             <w:hideMark/>
           </w:tcPr>
           <w:p>
-            <w:r>
-              <w:t xml:space="preserve">Human </w:t>
+            <w:proofErr w:type="spellStart"/>
+            <w:r>
+              <w:t>Human</w:t>
+            </w:r>
+            <w:proofErr w:type="spellEnd"/>
+            <w:r>
+              <w:t xml:space="preserve"> </w:t>
             </w:r>
             <w:proofErr w:type="spellStart"/>
             <w:r>
@@ -11348,7 +10767,6 @@
               <w:t xml:space="preserve"> </w:t>
             </w:r>
             <w:proofErr w:type="spellStart"/>
-            <w:proofErr w:type="gramStart"/>
             <w:r>
               <w:t>Vector</w:t>
             </w:r>
@@ -11357,7 +10775,6 @@
               <w:t>(</w:t>
             </w:r>
             <w:proofErr w:type="spellStart"/>
-            <w:proofErr w:type="gramEnd"/>
             <w:r>
               <w:t>converted</w:t>
             </w:r>
@@ -11388,16 +10805,8 @@
               <w:rPr>
                 <w:lang w:val="en-AE"/>
               </w:rPr>
-              <w:t xml:space="preserve">Algiers </w:t>
-            </w:r>
-            <w:proofErr w:type="spellStart"/>
-            <w:r>
-              <w:rPr>
-                <w:lang w:val="en-AE"/>
-              </w:rPr>
-              <w:t>boundries</w:t>
-            </w:r>
-            <w:proofErr w:type="spellEnd"/>
+              <w:t>Algiers boundries</w:t>
+            </w:r>
           </w:p>
         </w:tc>
       </w:tr>
@@ -11428,7 +10837,6 @@
           </w:tcPr>
           <w:p>
             <w:proofErr w:type="spellStart"/>
-            <w:proofErr w:type="gramStart"/>
             <w:r>
               <w:t>Vector</w:t>
             </w:r>
@@ -11437,7 +10845,6 @@
               <w:t>(</w:t>
             </w:r>
             <w:proofErr w:type="spellStart"/>
-            <w:proofErr w:type="gramEnd"/>
             <w:r>
               <w:t>converted</w:t>
             </w:r>
@@ -11487,7 +10894,7 @@
       <w:pPr>
         <w:pStyle w:val="Titre3"/>
       </w:pPr>
-      <w:bookmarkStart w:id="41" w:name="_Toc199103064"/>
+      <w:bookmarkStart w:id="43" w:name="_Toc199103064"/>
       <w:r>
         <w:t xml:space="preserve">3.2.3 Python </w:t>
       </w:r>
@@ -11495,7 +10902,7 @@
       <w:r>
         <w:t>Libraries</w:t>
       </w:r>
-      <w:bookmarkEnd w:id="41"/>
+      <w:bookmarkEnd w:id="43"/>
       <w:proofErr w:type="spellEnd"/>
     </w:p>
     <w:p/>
@@ -11695,21 +11102,7 @@
               <w:rPr>
                 <w:lang w:val="en-AE"/>
               </w:rPr>
-              <w:t>Reprojection, alignment, reading/writing .</w:t>
-            </w:r>
-            <w:proofErr w:type="spellStart"/>
-            <w:r>
-              <w:rPr>
-                <w:lang w:val="en-AE"/>
-              </w:rPr>
-              <w:t>tif</w:t>
-            </w:r>
-            <w:proofErr w:type="spellEnd"/>
-            <w:r>
-              <w:rPr>
-                <w:lang w:val="en-AE"/>
-              </w:rPr>
-              <w:t xml:space="preserve"> files.</w:t>
+              <w:t>Reprojection, alignment, reading/writing .tif files.</w:t>
             </w:r>
           </w:p>
         </w:tc>
@@ -11722,13 +11115,8 @@
           </w:tcPr>
           <w:p>
             <w:proofErr w:type="spellStart"/>
-            <w:proofErr w:type="gramStart"/>
-            <w:r>
-              <w:t>scikit</w:t>
-            </w:r>
-            <w:proofErr w:type="gramEnd"/>
-            <w:r>
-              <w:t>-learn</w:t>
+            <w:r>
+              <w:t>scikit-learn</w:t>
             </w:r>
             <w:proofErr w:type="spellEnd"/>
           </w:p>
@@ -11750,8 +11138,13 @@
             <w:hideMark/>
           </w:tcPr>
           <w:p>
-            <w:r>
-              <w:t xml:space="preserve">Fast </w:t>
+            <w:proofErr w:type="spellStart"/>
+            <w:r>
+              <w:t>Fast</w:t>
+            </w:r>
+            <w:proofErr w:type="spellEnd"/>
+            <w:r>
+              <w:t xml:space="preserve"> </w:t>
             </w:r>
             <w:proofErr w:type="spellStart"/>
             <w:r>
@@ -11796,8 +11189,13 @@
             </w:r>
             <w:proofErr w:type="spellEnd"/>
             <w:r>
-              <w:t xml:space="preserve"> clustering</w:t>
-            </w:r>
+              <w:t xml:space="preserve"> </w:t>
+            </w:r>
+            <w:proofErr w:type="spellStart"/>
+            <w:r>
+              <w:t>clustering</w:t>
+            </w:r>
+            <w:proofErr w:type="spellEnd"/>
           </w:p>
         </w:tc>
         <w:tc>
@@ -11993,21 +11391,7 @@
               <w:rPr>
                 <w:lang w:val="en-AE"/>
               </w:rPr>
-              <w:t xml:space="preserve">Creating legends, </w:t>
-            </w:r>
-            <w:proofErr w:type="spellStart"/>
-            <w:r>
-              <w:rPr>
-                <w:lang w:val="en-AE"/>
-              </w:rPr>
-              <w:t>color</w:t>
-            </w:r>
-            <w:proofErr w:type="spellEnd"/>
-            <w:r>
-              <w:rPr>
-                <w:lang w:val="en-AE"/>
-              </w:rPr>
-              <w:t xml:space="preserve"> bars, tooltips, and other HTML elements.</w:t>
+              <w:t>Creating legends, color bars, tooltips, and other HTML elements.</w:t>
             </w:r>
           </w:p>
         </w:tc>
@@ -12062,7 +11446,15 @@
             </w:r>
             <w:proofErr w:type="spellEnd"/>
             <w:r>
-              <w:t xml:space="preserve"> clustering </w:t>
+              <w:t xml:space="preserve"> </w:t>
+            </w:r>
+            <w:proofErr w:type="spellStart"/>
+            <w:r>
+              <w:t>clustering</w:t>
+            </w:r>
+            <w:proofErr w:type="spellEnd"/>
+            <w:r>
+              <w:t xml:space="preserve"> </w:t>
             </w:r>
             <w:proofErr w:type="spellStart"/>
             <w:r>
@@ -12088,14 +11480,14 @@
           <w:lang w:val="en-AE"/>
         </w:rPr>
       </w:pPr>
-      <w:bookmarkStart w:id="42" w:name="_Toc199103065"/>
+      <w:bookmarkStart w:id="44" w:name="_Toc199103065"/>
       <w:r>
         <w:rPr>
           <w:lang w:val="en-AE"/>
         </w:rPr>
         <w:t>3.3 Geospatial Processing Pipeline (Python)</w:t>
       </w:r>
-      <w:bookmarkEnd w:id="42"/>
+      <w:bookmarkEnd w:id="44"/>
     </w:p>
     <w:p>
       <w:pPr>
@@ -12104,14 +11496,14 @@
           <w:lang w:val="en-AE"/>
         </w:rPr>
       </w:pPr>
-      <w:bookmarkStart w:id="43" w:name="_Toc199103066"/>
+      <w:bookmarkStart w:id="45" w:name="_Toc199103066"/>
       <w:r>
         <w:rPr>
           <w:lang w:val="en-AE"/>
         </w:rPr>
         <w:t>3.3.1 Data Loading and Preparation</w:t>
       </w:r>
-      <w:bookmarkEnd w:id="43"/>
+      <w:bookmarkEnd w:id="45"/>
     </w:p>
     <w:p>
       <w:pPr>
@@ -12124,21 +11516,7 @@
         <w:rPr>
           <w:lang w:val="en-AE"/>
         </w:rPr>
-        <w:t xml:space="preserve">The </w:t>
-      </w:r>
-      <w:proofErr w:type="spellStart"/>
-      <w:r>
-        <w:rPr>
-          <w:lang w:val="en-AE"/>
-        </w:rPr>
-        <w:t>rasters</w:t>
-      </w:r>
-      <w:proofErr w:type="spellEnd"/>
-      <w:r>
-        <w:rPr>
-          <w:lang w:val="en-AE"/>
-        </w:rPr>
-        <w:t xml:space="preserve"> used in this project come primarily from two open data sources: the </w:t>
+        <w:t xml:space="preserve">The rasters used in this project come primarily from two open data sources: the </w:t>
       </w:r>
       <w:r>
         <w:rPr>
@@ -12471,42 +11849,14 @@
           <w:lang w:val="en-AE"/>
         </w:rPr>
       </w:pPr>
-      <w:bookmarkStart w:id="44" w:name="_Toc199103067"/>
-      <w:r>
-        <w:rPr>
-          <w:lang w:val="en-AE"/>
-        </w:rPr>
-        <w:t xml:space="preserve">3.3.3 Clustering with </w:t>
-      </w:r>
-      <w:proofErr w:type="spellStart"/>
-      <w:r>
-        <w:rPr>
-          <w:lang w:val="en-AE"/>
-        </w:rPr>
-        <w:t>KMeans</w:t>
-      </w:r>
-      <w:proofErr w:type="spellEnd"/>
-      <w:r>
-        <w:rPr>
-          <w:lang w:val="en-AE"/>
-        </w:rPr>
-        <w:t xml:space="preserve"> (</w:t>
-      </w:r>
-      <w:proofErr w:type="spellStart"/>
-      <w:r>
-        <w:rPr>
-          <w:lang w:val="en-AE"/>
-        </w:rPr>
-        <w:t>MiniBatch</w:t>
-      </w:r>
-      <w:proofErr w:type="spellEnd"/>
-      <w:r>
-        <w:rPr>
-          <w:lang w:val="en-AE"/>
-        </w:rPr>
-        <w:t>)</w:t>
-      </w:r>
-      <w:bookmarkEnd w:id="44"/>
+      <w:bookmarkStart w:id="46" w:name="_Toc199103067"/>
+      <w:r>
+        <w:rPr>
+          <w:lang w:val="en-AE"/>
+        </w:rPr>
+        <w:t>3.3.3 Clustering with KMeans (MiniBatch)</w:t>
+      </w:r>
+      <w:bookmarkEnd w:id="46"/>
     </w:p>
     <w:p>
       <w:pPr>
@@ -12520,23 +11870,8 @@
         <w:rPr>
           <w:lang w:val="en-AE"/>
         </w:rPr>
-        <w:t xml:space="preserve">Once the zones have been filtered by HDBSCAN, </w:t>
-      </w:r>
-      <w:proofErr w:type="spellStart"/>
-      <w:r>
-        <w:rPr>
-          <w:lang w:val="en-AE"/>
-        </w:rPr>
-        <w:t>KMeans</w:t>
-      </w:r>
-      <w:proofErr w:type="spellEnd"/>
-      <w:r>
-        <w:rPr>
-          <w:lang w:val="en-AE"/>
-        </w:rPr>
-        <w:t xml:space="preserve"> is applied exclusively to these relevant areas. We use </w:t>
-      </w:r>
-      <w:proofErr w:type="spellStart"/>
+        <w:t xml:space="preserve">Once the zones have been filtered by HDBSCAN, KMeans is applied exclusively to these relevant areas. We use </w:t>
+      </w:r>
       <w:r>
         <w:rPr>
           <w:b/>
@@ -12545,7 +11880,6 @@
         </w:rPr>
         <w:t>MiniBatchKMeans</w:t>
       </w:r>
-      <w:proofErr w:type="spellEnd"/>
       <w:r>
         <w:rPr>
           <w:lang w:val="en-AE"/>
@@ -12571,42 +11905,14 @@
         <w:rPr>
           <w:lang w:val="en-AE"/>
         </w:rPr>
-        <w:t xml:space="preserve">, which is based on </w:t>
-      </w:r>
-      <w:proofErr w:type="spellStart"/>
-      <w:r>
-        <w:rPr>
-          <w:lang w:val="en-AE"/>
-        </w:rPr>
-        <w:t>analyzing</w:t>
-      </w:r>
-      <w:proofErr w:type="spellEnd"/>
-      <w:r>
-        <w:rPr>
-          <w:lang w:val="en-AE"/>
-        </w:rPr>
-        <w:t xml:space="preserve"> intra-cluster inertia. This method consists of:</w:t>
+        <w:t>, which is based on analyzing intra-cluster inertia. This method consists of:</w:t>
       </w:r>
       <w:r>
         <w:rPr>
           <w:lang w:val="en-AE"/>
         </w:rPr>
         <w:br/>
-        <w:t xml:space="preserve">• Running </w:t>
-      </w:r>
-      <w:proofErr w:type="spellStart"/>
-      <w:r>
-        <w:rPr>
-          <w:lang w:val="en-AE"/>
-        </w:rPr>
-        <w:t>KMeans</w:t>
-      </w:r>
-      <w:proofErr w:type="spellEnd"/>
-      <w:r>
-        <w:rPr>
-          <w:lang w:val="en-AE"/>
-        </w:rPr>
-        <w:t xml:space="preserve"> for a range of K values (from 2 to 10).</w:t>
+        <w:t>• Running KMeans for a range of K values (from 2 to 10).</w:t>
       </w:r>
       <w:r>
         <w:rPr>
@@ -12639,14 +11945,14 @@
           <w:lang w:val="en-AE"/>
         </w:rPr>
       </w:pPr>
-      <w:bookmarkStart w:id="45" w:name="_Toc199103068"/>
+      <w:bookmarkStart w:id="47" w:name="_Toc199103068"/>
       <w:r>
         <w:rPr>
           <w:lang w:val="en-AE"/>
         </w:rPr>
         <w:t>3.3.4 Label Assignment</w:t>
       </w:r>
-      <w:bookmarkEnd w:id="45"/>
+      <w:bookmarkEnd w:id="47"/>
     </w:p>
     <w:p>
       <w:pPr>
@@ -12660,21 +11966,7 @@
         <w:rPr>
           <w:lang w:val="en-AE"/>
         </w:rPr>
-        <w:t xml:space="preserve">After clustering, each pixel filtered by HDBSCAN is assigned a </w:t>
-      </w:r>
-      <w:proofErr w:type="spellStart"/>
-      <w:r>
-        <w:rPr>
-          <w:lang w:val="en-AE"/>
-        </w:rPr>
-        <w:t>KMeans</w:t>
-      </w:r>
-      <w:proofErr w:type="spellEnd"/>
-      <w:r>
-        <w:rPr>
-          <w:lang w:val="en-AE"/>
-        </w:rPr>
-        <w:t xml:space="preserve"> cluster </w:t>
+        <w:t xml:space="preserve">After clustering, each pixel filtered by HDBSCAN is assigned a KMeans cluster </w:t>
       </w:r>
       <w:r>
         <w:rPr>
@@ -12733,14 +12025,14 @@
           <w:lang w:val="en-AE"/>
         </w:rPr>
       </w:pPr>
-      <w:bookmarkStart w:id="46" w:name="_Toc199103069"/>
+      <w:bookmarkStart w:id="48" w:name="_Toc199103069"/>
       <w:r>
         <w:rPr>
           <w:lang w:val="en-AE"/>
         </w:rPr>
         <w:t>3.3.5 Interactive Cartographic Visualization</w:t>
       </w:r>
-      <w:bookmarkEnd w:id="46"/>
+      <w:bookmarkEnd w:id="48"/>
     </w:p>
     <w:p>
       <w:pPr>
@@ -12866,7 +12158,7 @@
       <w:r>
         <w:rPr>
           <w:noProof/>
-          <w:lang w:val="en-AE"/>
+          <w:lang w:val="en-US"/>
         </w:rPr>
         <w:drawing>
           <wp:anchor distT="0" distB="0" distL="114300" distR="114300" simplePos="0" relativeHeight="251659264" behindDoc="0" locked="0" layoutInCell="1" allowOverlap="1" wp14:anchorId="12ADEC72" wp14:editId="70F77D40">
@@ -13021,7 +12313,7 @@
       <w:r>
         <w:rPr>
           <w:noProof/>
-          <w:lang w:val="en-AE"/>
+          <w:lang w:val="en-US"/>
         </w:rPr>
         <w:lastRenderedPageBreak/>
         <w:drawing>
@@ -13147,14 +12439,14 @@
           <w:lang w:val="en-AE"/>
         </w:rPr>
       </w:pPr>
-      <w:bookmarkStart w:id="47" w:name="_Toc199103070"/>
+      <w:bookmarkStart w:id="49" w:name="_Toc199103070"/>
       <w:r>
         <w:rPr>
           <w:lang w:val="en-AE"/>
         </w:rPr>
         <w:t>3.4 Technical Constraints Encountered</w:t>
       </w:r>
-      <w:bookmarkEnd w:id="47"/>
+      <w:bookmarkEnd w:id="49"/>
     </w:p>
     <w:p>
       <w:pPr>
@@ -13165,7 +12457,7 @@
           <w:lang w:val="en-AE"/>
         </w:rPr>
       </w:pPr>
-      <w:bookmarkStart w:id="48" w:name="_Toc199103071"/>
+      <w:bookmarkStart w:id="50" w:name="_Toc199103071"/>
       <w:r>
         <w:rPr>
           <w:rStyle w:val="Titre3Car"/>
@@ -13173,41 +12465,13 @@
         </w:rPr>
         <w:t>3.4.1 Coordinate Reference System (CRS) Issues</w:t>
       </w:r>
-      <w:bookmarkEnd w:id="48"/>
+      <w:bookmarkEnd w:id="50"/>
       <w:r>
         <w:rPr>
           <w:lang w:val="en-AE"/>
         </w:rPr>
         <w:br/>
-        <w:t>The .</w:t>
-      </w:r>
-      <w:proofErr w:type="spellStart"/>
-      <w:r>
-        <w:rPr>
-          <w:lang w:val="en-AE"/>
-        </w:rPr>
-        <w:t>tif</w:t>
-      </w:r>
-      <w:proofErr w:type="spellEnd"/>
-      <w:r>
-        <w:rPr>
-          <w:lang w:val="en-AE"/>
-        </w:rPr>
-        <w:t xml:space="preserve"> raster files and the </w:t>
-      </w:r>
-      <w:proofErr w:type="spellStart"/>
-      <w:r>
-        <w:rPr>
-          <w:lang w:val="en-AE"/>
-        </w:rPr>
-        <w:t>GeoJSON</w:t>
-      </w:r>
-      <w:proofErr w:type="spellEnd"/>
-      <w:r>
-        <w:rPr>
-          <w:lang w:val="en-AE"/>
-        </w:rPr>
-        <w:t xml:space="preserve"> vector data were often </w:t>
+        <w:t xml:space="preserve">The .tif raster files and the GeoJSON vector data were often </w:t>
       </w:r>
       <w:r>
         <w:rPr>
@@ -13223,7 +12487,6 @@
         </w:rPr>
         <w:t xml:space="preserve">systems (EPSG:3857 vs. EPSG:4326). This required consistent reprojection using </w:t>
       </w:r>
-      <w:proofErr w:type="spellStart"/>
       <w:r>
         <w:rPr>
           <w:b/>
@@ -13232,7 +12495,6 @@
         </w:rPr>
         <w:t>Rasterio</w:t>
       </w:r>
-      <w:proofErr w:type="spellEnd"/>
       <w:r>
         <w:rPr>
           <w:lang w:val="en-AE"/>
@@ -13273,7 +12535,7 @@
           <w:lang w:val="en-AE"/>
         </w:rPr>
       </w:pPr>
-      <w:bookmarkStart w:id="49" w:name="_Toc199103072"/>
+      <w:bookmarkStart w:id="51" w:name="_Toc199103072"/>
       <w:r>
         <w:rPr>
           <w:rStyle w:val="Titre3Car"/>
@@ -13281,7 +12543,7 @@
         </w:rPr>
         <w:t>3.4.2 Spatial Mask Reconstruction</w:t>
       </w:r>
-      <w:bookmarkEnd w:id="49"/>
+      <w:bookmarkEnd w:id="51"/>
       <w:r>
         <w:rPr>
           <w:lang w:val="en-AE"/>
@@ -13295,25 +12557,7 @@
           <w:bCs/>
           <w:lang w:val="en-AE"/>
         </w:rPr>
-        <w:t xml:space="preserve">reconstruct a 2D </w:t>
-      </w:r>
-      <w:proofErr w:type="spellStart"/>
-      <w:r>
-        <w:rPr>
-          <w:b/>
-          <w:bCs/>
-          <w:lang w:val="en-AE"/>
-        </w:rPr>
-        <w:t>boolean</w:t>
-      </w:r>
-      <w:proofErr w:type="spellEnd"/>
-      <w:r>
-        <w:rPr>
-          <w:b/>
-          <w:bCs/>
-          <w:lang w:val="en-AE"/>
-        </w:rPr>
-        <w:t xml:space="preserve"> matrix from linear indices</w:t>
+        <w:t>reconstruct a 2D boolean matrix from linear indices</w:t>
       </w:r>
       <w:r>
         <w:rPr>
@@ -13341,7 +12585,7 @@
           <w:lang w:val="en-AE"/>
         </w:rPr>
       </w:pPr>
-      <w:bookmarkStart w:id="50" w:name="_Toc199103073"/>
+      <w:bookmarkStart w:id="52" w:name="_Toc199103073"/>
       <w:r>
         <w:rPr>
           <w:rStyle w:val="Titre3Car"/>
@@ -13349,7 +12593,7 @@
         </w:rPr>
         <w:t>3.4.3 Cluster Number Stability (Elbow Method)</w:t>
       </w:r>
-      <w:bookmarkEnd w:id="50"/>
+      <w:bookmarkEnd w:id="52"/>
       <w:r>
         <w:rPr>
           <w:lang w:val="en-AE"/>
@@ -13377,7 +12621,7 @@
           <w:lang w:val="en-AE"/>
         </w:rPr>
       </w:pPr>
-      <w:bookmarkStart w:id="51" w:name="_Toc199103074"/>
+      <w:bookmarkStart w:id="53" w:name="_Toc199103074"/>
       <w:r>
         <w:rPr>
           <w:rStyle w:val="Titre3Car"/>
@@ -13385,7 +12629,7 @@
         </w:rPr>
         <w:t>3.4.4 HTML Map Size</w:t>
       </w:r>
-      <w:bookmarkEnd w:id="51"/>
+      <w:bookmarkEnd w:id="53"/>
       <w:r>
         <w:rPr>
           <w:lang w:val="en-AE"/>
@@ -13438,14 +12682,14 @@
           <w:lang w:val="en-AE"/>
         </w:rPr>
       </w:pPr>
-      <w:bookmarkStart w:id="52" w:name="_Toc199103075"/>
+      <w:bookmarkStart w:id="54" w:name="_Toc199103075"/>
       <w:r>
         <w:rPr>
           <w:lang w:val="en-AE"/>
         </w:rPr>
         <w:t>3.5 Results Analysis</w:t>
       </w:r>
-      <w:bookmarkEnd w:id="52"/>
+      <w:bookmarkEnd w:id="54"/>
     </w:p>
     <w:p>
       <w:pPr>
@@ -13543,16 +12787,15 @@
                 <w:b/>
                 <w:bCs/>
               </w:rPr>
-              <w:t>Population Density (</w:t>
+              <w:t xml:space="preserve">Population </w:t>
             </w:r>
             <w:proofErr w:type="spellStart"/>
-            <w:proofErr w:type="gramStart"/>
             <w:r>
               <w:rPr>
                 <w:b/>
                 <w:bCs/>
               </w:rPr>
-              <w:t>inhab</w:t>
+              <w:t>Density</w:t>
             </w:r>
             <w:proofErr w:type="spellEnd"/>
             <w:r>
@@ -13560,15 +12803,23 @@
                 <w:b/>
                 <w:bCs/>
               </w:rPr>
-              <w:t>./</w:t>
-            </w:r>
-            <w:proofErr w:type="gramEnd"/>
+              <w:t xml:space="preserve"> (</w:t>
+            </w:r>
+            <w:proofErr w:type="spellStart"/>
             <w:r>
               <w:rPr>
                 <w:b/>
                 <w:bCs/>
               </w:rPr>
-              <w:t>km²)</w:t>
+              <w:t>inhab</w:t>
+            </w:r>
+            <w:proofErr w:type="spellEnd"/>
+            <w:r>
+              <w:rPr>
+                <w:b/>
+                <w:bCs/>
+              </w:rPr>
+              <w:t>./km²)</w:t>
             </w:r>
           </w:p>
         </w:tc>
@@ -13632,21 +12883,7 @@
               <w:rPr>
                 <w:lang w:val="en-AE"/>
               </w:rPr>
-              <w:t xml:space="preserve">Very low density / </w:t>
-            </w:r>
-            <w:proofErr w:type="gramStart"/>
-            <w:r>
-              <w:rPr>
-                <w:lang w:val="en-AE"/>
-              </w:rPr>
-              <w:t>Non-urban</w:t>
-            </w:r>
-            <w:proofErr w:type="gramEnd"/>
-            <w:r>
-              <w:rPr>
-                <w:lang w:val="en-AE"/>
-              </w:rPr>
-              <w:t xml:space="preserve"> areas</w:t>
+              <w:t>Very low density / Non-urban areas</w:t>
             </w:r>
           </w:p>
         </w:tc>
@@ -13918,18 +13155,197 @@
           <w:lang w:val="en-AE"/>
         </w:rPr>
       </w:pPr>
-      <w:r>
-        <w:rPr>
-          <w:lang w:val="en-AE"/>
-        </w:rPr>
-        <w:t xml:space="preserve">Each class contains average statistics for both indicators, providing a valuable decision-support tool for </w:t>
-      </w:r>
+    </w:p>
+    <w:p>
+      <w:pPr>
+        <w:spacing w:after="160" w:line="278" w:lineRule="auto"/>
+        <w:ind w:left="357" w:firstLine="0"/>
+        <w:jc w:val="left"/>
+        <w:rPr>
+          <w:lang w:val="en-AE"/>
+        </w:rPr>
+      </w:pPr>
+    </w:p>
+    <w:p>
+      <w:pPr>
+        <w:spacing w:after="160" w:line="278" w:lineRule="auto"/>
+        <w:ind w:left="357" w:firstLine="0"/>
+        <w:jc w:val="left"/>
+        <w:rPr>
+          <w:lang w:val="en-AE"/>
+        </w:rPr>
+      </w:pPr>
+      <w:r>
+        <w:rPr>
+          <w:noProof/>
+          <w:lang w:val="en-US"/>
+        </w:rPr>
+        <w:drawing>
+          <wp:anchor distT="0" distB="0" distL="114300" distR="114300" simplePos="0" relativeHeight="251676672" behindDoc="0" locked="0" layoutInCell="1" allowOverlap="1" wp14:anchorId="78AA7B3F" wp14:editId="7194A868">
+            <wp:simplePos x="0" y="0"/>
+            <wp:positionH relativeFrom="column">
+              <wp:posOffset>228250</wp:posOffset>
+            </wp:positionH>
+            <wp:positionV relativeFrom="paragraph">
+              <wp:posOffset>2576</wp:posOffset>
+            </wp:positionV>
+            <wp:extent cx="2396445" cy="2528042"/>
+            <wp:effectExtent l="0" t="0" r="4445" b="5715"/>
+            <wp:wrapSquare wrapText="bothSides"/>
+            <wp:docPr id="65266041" name="Image 1"/>
+            <wp:cNvGraphicFramePr>
+              <a:graphicFrameLocks xmlns:a="http://schemas.openxmlformats.org/drawingml/2006/main" noChangeAspect="1"/>
+            </wp:cNvGraphicFramePr>
+            <a:graphic xmlns:a="http://schemas.openxmlformats.org/drawingml/2006/main">
+              <a:graphicData uri="http://schemas.openxmlformats.org/drawingml/2006/picture">
+                <pic:pic xmlns:pic="http://schemas.openxmlformats.org/drawingml/2006/picture">
+                  <pic:nvPicPr>
+                    <pic:cNvPr id="65266041" name=""/>
+                    <pic:cNvPicPr/>
+                  </pic:nvPicPr>
+                  <pic:blipFill>
+                    <a:blip r:embed="rId15">
+                      <a:extLst>
+                        <a:ext uri="{28A0092B-C50C-407E-A947-70E740481C1C}">
+                          <a14:useLocalDpi xmlns:a14="http://schemas.microsoft.com/office/drawing/2010/main" val="0"/>
+                        </a:ext>
+                      </a:extLst>
+                    </a:blip>
+                    <a:stretch>
+                      <a:fillRect/>
+                    </a:stretch>
+                  </pic:blipFill>
+                  <pic:spPr>
+                    <a:xfrm>
+                      <a:off x="0" y="0"/>
+                      <a:ext cx="2396445" cy="2528042"/>
+                    </a:xfrm>
+                    <a:prstGeom prst="rect">
+                      <a:avLst/>
+                    </a:prstGeom>
+                  </pic:spPr>
+                </pic:pic>
+              </a:graphicData>
+            </a:graphic>
+          </wp:anchor>
+        </w:drawing>
+      </w:r>
+    </w:p>
+    <w:p>
+      <w:pPr>
+        <w:spacing w:after="160" w:line="278" w:lineRule="auto"/>
+        <w:ind w:left="357" w:firstLine="0"/>
+        <w:jc w:val="left"/>
+        <w:rPr>
+          <w:lang w:val="en-AE"/>
+        </w:rPr>
+      </w:pPr>
+    </w:p>
+    <w:p>
+      <w:pPr>
+        <w:spacing w:after="160" w:line="278" w:lineRule="auto"/>
+        <w:ind w:left="357" w:firstLine="0"/>
+        <w:jc w:val="left"/>
+        <w:rPr>
+          <w:lang w:val="en-AE"/>
+        </w:rPr>
+      </w:pPr>
       <w:r>
         <w:rPr>
           <w:b/>
           <w:bCs/>
           <w:lang w:val="en-AE"/>
         </w:rPr>
+        <w:t>Figure 5</w:t>
+      </w:r>
+      <w:r>
+        <w:rPr>
+          <w:lang w:val="en-AE"/>
+        </w:rPr>
+        <w:t xml:space="preserve"> : Cluster legend in the final result</w:t>
+      </w:r>
+    </w:p>
+    <w:p>
+      <w:pPr>
+        <w:spacing w:after="160" w:line="278" w:lineRule="auto"/>
+        <w:ind w:left="357" w:firstLine="0"/>
+        <w:jc w:val="left"/>
+        <w:rPr>
+          <w:lang w:val="en-AE"/>
+        </w:rPr>
+      </w:pPr>
+    </w:p>
+    <w:p>
+      <w:pPr>
+        <w:spacing w:after="160" w:line="278" w:lineRule="auto"/>
+        <w:ind w:left="357" w:firstLine="0"/>
+        <w:jc w:val="left"/>
+        <w:rPr>
+          <w:lang w:val="en-AE"/>
+        </w:rPr>
+      </w:pPr>
+    </w:p>
+    <w:p>
+      <w:pPr>
+        <w:spacing w:after="160" w:line="278" w:lineRule="auto"/>
+        <w:ind w:left="357" w:firstLine="0"/>
+        <w:jc w:val="left"/>
+        <w:rPr>
+          <w:lang w:val="en-AE"/>
+        </w:rPr>
+      </w:pPr>
+    </w:p>
+    <w:p>
+      <w:pPr>
+        <w:spacing w:after="160" w:line="278" w:lineRule="auto"/>
+        <w:ind w:left="357" w:firstLine="0"/>
+        <w:jc w:val="left"/>
+        <w:rPr>
+          <w:lang w:val="en-AE"/>
+        </w:rPr>
+      </w:pPr>
+    </w:p>
+    <w:p>
+      <w:pPr>
+        <w:spacing w:after="160" w:line="278" w:lineRule="auto"/>
+        <w:ind w:left="357" w:firstLine="0"/>
+        <w:jc w:val="left"/>
+        <w:rPr>
+          <w:lang w:val="en-AE"/>
+        </w:rPr>
+      </w:pPr>
+    </w:p>
+    <w:p>
+      <w:pPr>
+        <w:spacing w:after="160" w:line="278" w:lineRule="auto"/>
+        <w:ind w:left="357" w:firstLine="0"/>
+        <w:jc w:val="left"/>
+        <w:rPr>
+          <w:lang w:val="en-AE"/>
+        </w:rPr>
+      </w:pPr>
+    </w:p>
+    <w:p>
+      <w:pPr>
+        <w:spacing w:after="160" w:line="278" w:lineRule="auto"/>
+        <w:ind w:left="357" w:firstLine="0"/>
+        <w:jc w:val="left"/>
+        <w:rPr>
+          <w:lang w:val="en-AE"/>
+        </w:rPr>
+      </w:pPr>
+      <w:r>
+        <w:rPr>
+          <w:lang w:val="en-AE"/>
+        </w:rPr>
+        <w:t xml:space="preserve">Each class contains average statistics for both indicators, providing a valuable decision-support tool for </w:t>
+      </w:r>
+      <w:r>
+        <w:rPr>
+          <w:b/>
+          <w:bCs/>
+          <w:lang w:val="en-AE"/>
+        </w:rPr>
         <w:t>urban planning, telecom infrastructure deployment, or development monitoring.</w:t>
       </w:r>
       <w:r>
@@ -13951,21 +13367,7 @@
           <w:lang w:val="en-AE"/>
         </w:rPr>
         <w:br/>
-        <w:t xml:space="preserve">• The planned expansion of </w:t>
-      </w:r>
-      <w:proofErr w:type="spellStart"/>
-      <w:r>
-        <w:rPr>
-          <w:lang w:val="en-AE"/>
-        </w:rPr>
-        <w:t>fiber</w:t>
-      </w:r>
-      <w:proofErr w:type="spellEnd"/>
-      <w:r>
-        <w:rPr>
-          <w:lang w:val="en-AE"/>
-        </w:rPr>
-        <w:t>-optic infrastructure</w:t>
+        <w:t>• The planned expansion of fiber-optic infrastructure</w:t>
       </w:r>
       <w:r>
         <w:rPr>
@@ -13997,7 +13399,7 @@
           <w:lang w:val="en-AE"/>
         </w:rPr>
       </w:pPr>
-      <w:bookmarkStart w:id="53" w:name="_Toc199103076"/>
+      <w:bookmarkStart w:id="55" w:name="_Toc199103076"/>
       <w:r>
         <w:rPr>
           <w:lang w:val="en-AE"/>
@@ -14016,7 +13418,7 @@
         </w:rPr>
         <w:t xml:space="preserve"> Integration into a Web Platform</w:t>
       </w:r>
-      <w:bookmarkEnd w:id="53"/>
+      <w:bookmarkEnd w:id="55"/>
     </w:p>
     <w:p>
       <w:pPr>
@@ -14043,21 +13445,7 @@
         <w:rPr>
           <w:lang w:val="en-AE"/>
         </w:rPr>
-        <w:t xml:space="preserve"> was planned. This phase, handled in parallel by a team member, aims to make the map accessible online through a simple, user-friendly interface usable by </w:t>
-      </w:r>
-      <w:proofErr w:type="spellStart"/>
-      <w:r>
-        <w:rPr>
-          <w:lang w:val="en-AE"/>
-        </w:rPr>
-        <w:t>Djezzy's</w:t>
-      </w:r>
-      <w:proofErr w:type="spellEnd"/>
-      <w:r>
-        <w:rPr>
-          <w:lang w:val="en-AE"/>
-        </w:rPr>
-        <w:t xml:space="preserve"> internal teams.</w:t>
+        <w:t xml:space="preserve"> was planned. This phase, handled in parallel by a team member, aims to make the map accessible online through a simple, user-friendly interface usable by Djezzy's internal teams.</w:t>
       </w:r>
     </w:p>
     <w:p>
@@ -14134,27 +13522,7 @@
           <w:lang w:val="en-AE"/>
         </w:rPr>
         <w:br/>
-      </w:r>
-      <w:r>
-        <w:rPr>
-          <w:lang w:val="en-AE"/>
-        </w:rPr>
-        <w:lastRenderedPageBreak/>
-        <w:t xml:space="preserve">• Compatibility with </w:t>
-      </w:r>
-      <w:proofErr w:type="spellStart"/>
-      <w:r>
-        <w:rPr>
-          <w:lang w:val="en-AE"/>
-        </w:rPr>
-        <w:t>Djezzy’s</w:t>
-      </w:r>
-      <w:proofErr w:type="spellEnd"/>
-      <w:r>
-        <w:rPr>
-          <w:lang w:val="en-AE"/>
-        </w:rPr>
-        <w:t xml:space="preserve"> internal infrastructure (intranet)</w:t>
+        <w:t>• Compatibility with Djezzy’s internal infrastructure (intranet)</w:t>
       </w:r>
       <w:r>
         <w:rPr>
@@ -14220,21 +13588,7 @@
           <w:lang w:val="en-AE"/>
         </w:rPr>
         <w:br/>
-        <w:t xml:space="preserve">• A </w:t>
-      </w:r>
-      <w:proofErr w:type="spellStart"/>
-      <w:r>
-        <w:rPr>
-          <w:lang w:val="en-AE"/>
-        </w:rPr>
-        <w:t>color</w:t>
-      </w:r>
-      <w:proofErr w:type="spellEnd"/>
-      <w:r>
-        <w:rPr>
-          <w:lang w:val="en-AE"/>
-        </w:rPr>
-        <w:t xml:space="preserve"> legend dynamically updated based on the visible clusters</w:t>
+        <w:t>• A color legend dynamically updated based on the visible clusters</w:t>
       </w:r>
     </w:p>
     <w:p>
@@ -14271,7 +13625,7 @@
         </w:rPr>
         <w:t xml:space="preserve"> </w:t>
       </w:r>
-      <w:bookmarkStart w:id="54" w:name="_Toc199103077"/>
+      <w:bookmarkStart w:id="56" w:name="_Toc199103077"/>
       <w:r>
         <w:rPr>
           <w:lang w:val="en-AE"/>
@@ -14290,7 +13644,7 @@
         </w:rPr>
         <w:t xml:space="preserve"> Conclusion</w:t>
       </w:r>
-      <w:bookmarkEnd w:id="54"/>
+      <w:bookmarkEnd w:id="56"/>
     </w:p>
     <w:p>
       <w:pPr>
@@ -14345,14 +13699,14 @@
           <w:lang w:val="en-AE"/>
         </w:rPr>
       </w:pPr>
-      <w:bookmarkStart w:id="55" w:name="_Toc199103078"/>
+      <w:bookmarkStart w:id="57" w:name="_Toc199103078"/>
       <w:r>
         <w:rPr>
           <w:lang w:val="en-AE"/>
         </w:rPr>
         <w:t>Conclusion and Perspectives</w:t>
       </w:r>
-      <w:bookmarkEnd w:id="55"/>
+      <w:bookmarkEnd w:id="57"/>
     </w:p>
     <w:p>
       <w:pPr>
@@ -14361,14 +13715,14 @@
           <w:lang w:val="en-AE"/>
         </w:rPr>
       </w:pPr>
-      <w:bookmarkStart w:id="56" w:name="_Toc199103079"/>
+      <w:bookmarkStart w:id="58" w:name="_Toc199103079"/>
       <w:r>
         <w:rPr>
           <w:lang w:val="en-AE"/>
         </w:rPr>
         <w:t>Conclusion</w:t>
       </w:r>
-      <w:bookmarkEnd w:id="56"/>
+      <w:bookmarkEnd w:id="58"/>
     </w:p>
     <w:p>
       <w:pPr>
@@ -14390,7 +13744,6 @@
         </w:rPr>
         <w:t xml:space="preserve">The project presented in this report aimed to design an automated and intelligent geospatial analysis solution, applied to the city of Algiers, in partnership with the telecom operator </w:t>
       </w:r>
-      <w:proofErr w:type="spellStart"/>
       <w:r>
         <w:rPr>
           <w:b/>
@@ -14399,7 +13752,6 @@
         </w:rPr>
         <w:t>Djezzy</w:t>
       </w:r>
-      <w:proofErr w:type="spellEnd"/>
       <w:r>
         <w:rPr>
           <w:lang w:val="en-AE"/>
@@ -14420,7 +13772,6 @@
         </w:rPr>
         <w:t xml:space="preserve"> and </w:t>
       </w:r>
-      <w:proofErr w:type="spellStart"/>
       <w:r>
         <w:rPr>
           <w:b/>
@@ -14429,7 +13780,6 @@
         </w:rPr>
         <w:t>MiniBatchKMeans</w:t>
       </w:r>
-      <w:proofErr w:type="spellEnd"/>
       <w:r>
         <w:rPr>
           <w:lang w:val="en-AE"/>
@@ -14490,22 +13840,7 @@
         <w:rPr>
           <w:lang w:val="en-AE"/>
         </w:rPr>
-        <w:lastRenderedPageBreak/>
-        <w:t xml:space="preserve">This approach provides a valuable decision-support tool for </w:t>
-      </w:r>
-      <w:proofErr w:type="spellStart"/>
-      <w:r>
-        <w:rPr>
-          <w:lang w:val="en-AE"/>
-        </w:rPr>
-        <w:t>Djezzy’s</w:t>
-      </w:r>
-      <w:proofErr w:type="spellEnd"/>
-      <w:r>
-        <w:rPr>
-          <w:lang w:val="en-AE"/>
-        </w:rPr>
-        <w:t xml:space="preserve"> technical teams, enabling them to quickly locate critical areas, plan network interventions, and better understand the urban structure of the territory.</w:t>
+        <w:t>This approach provides a valuable decision-support tool for Djezzy’s technical teams, enabling them to quickly locate critical areas, plan network interventions, and better understand the urban structure of the territory.</w:t>
       </w:r>
     </w:p>
     <w:p>
@@ -14522,14 +13857,14 @@
           <w:lang w:val="en-AE"/>
         </w:rPr>
       </w:pPr>
-      <w:bookmarkStart w:id="57" w:name="_Toc199103080"/>
+      <w:bookmarkStart w:id="59" w:name="_Toc199103080"/>
       <w:r>
         <w:rPr>
           <w:lang w:val="en-AE"/>
         </w:rPr>
         <w:t>Perspectives</w:t>
       </w:r>
-      <w:bookmarkEnd w:id="57"/>
+      <w:bookmarkEnd w:id="59"/>
     </w:p>
     <w:p>
       <w:pPr>
@@ -14612,21 +13947,7 @@
         <w:rPr>
           <w:lang w:val="en-AE"/>
         </w:rPr>
-        <w:t xml:space="preserve">: with a secure, multi-user interface connected to </w:t>
-      </w:r>
-      <w:proofErr w:type="spellStart"/>
-      <w:r>
-        <w:rPr>
-          <w:lang w:val="en-AE"/>
-        </w:rPr>
-        <w:t>Djezzy’s</w:t>
-      </w:r>
-      <w:proofErr w:type="spellEnd"/>
-      <w:r>
-        <w:rPr>
-          <w:lang w:val="en-AE"/>
-        </w:rPr>
-        <w:t xml:space="preserve"> internal databases.</w:t>
+        <w:t>: with a secure, multi-user interface connected to Djezzy’s internal databases.</w:t>
       </w:r>
       <w:r>
         <w:rPr>
@@ -14647,21 +13968,7 @@
         <w:rPr>
           <w:lang w:val="en-AE"/>
         </w:rPr>
-        <w:t xml:space="preserve">: thanks to the modularity of the pipeline, the solution can easily be extended to other cities or use cases (e.g., </w:t>
-      </w:r>
-      <w:proofErr w:type="spellStart"/>
-      <w:r>
-        <w:rPr>
-          <w:lang w:val="en-AE"/>
-        </w:rPr>
-        <w:t>fiber</w:t>
-      </w:r>
-      <w:proofErr w:type="spellEnd"/>
-      <w:r>
-        <w:rPr>
-          <w:lang w:val="en-AE"/>
-        </w:rPr>
-        <w:t xml:space="preserve"> coverage, urban planning).</w:t>
+        <w:t>: thanks to the modularity of the pipeline, the solution can easily be extended to other cities or use cases (e.g., fiber coverage, urban planning).</w:t>
       </w:r>
       <w:r>
         <w:rPr>
@@ -14722,7 +14029,7 @@
       <w:pPr>
         <w:pStyle w:val="Titre1"/>
       </w:pPr>
-      <w:bookmarkStart w:id="58" w:name="_Toc199103081"/>
+      <w:bookmarkStart w:id="60" w:name="_Toc199103081"/>
       <w:proofErr w:type="spellStart"/>
       <w:r>
         <w:lastRenderedPageBreak/>
@@ -14736,7 +14043,7 @@
       <w:r>
         <w:t>References</w:t>
       </w:r>
-      <w:bookmarkEnd w:id="58"/>
+      <w:bookmarkEnd w:id="60"/>
       <w:proofErr w:type="spellEnd"/>
     </w:p>
     <w:p>
@@ -14785,7 +14092,7 @@
         </w:rPr>
         <w:t xml:space="preserve"> Global Human Settlement Layer (GHSL). </w:t>
       </w:r>
-      <w:hyperlink r:id="rId15" w:tgtFrame="_new" w:history="1">
+      <w:hyperlink r:id="rId16" w:tgtFrame="_new" w:history="1">
         <w:r>
           <w:rPr>
             <w:rStyle w:val="Lienhypertexte"/>
@@ -14835,7 +14142,7 @@
         </w:rPr>
         <w:t xml:space="preserve"> OpenStreetMap – Free Collaborative Geospatial Database. </w:t>
       </w:r>
-      <w:hyperlink r:id="rId16" w:tgtFrame="_new" w:history="1">
+      <w:hyperlink r:id="rId17" w:tgtFrame="_new" w:history="1">
         <w:r>
           <w:rPr>
             <w:rStyle w:val="Lienhypertexte"/>
@@ -14891,7 +14198,7 @@
         </w:rPr>
         <w:t xml:space="preserve"> – </w:t>
       </w:r>
-      <w:hyperlink r:id="rId17" w:tgtFrame="_new" w:history="1">
+      <w:hyperlink r:id="rId18" w:tgtFrame="_new" w:history="1">
         <w:r>
           <w:rPr>
             <w:rStyle w:val="Lienhypertexte"/>
@@ -14955,29 +14262,32 @@
         </w:rPr>
         <w:t xml:space="preserve">Campello, R.J.G.B., Moulavi, D., &amp; Sander, J. (2013). Density-Based Clustering Based on Hierarchical Density Estimates. </w:t>
       </w:r>
-      <w:proofErr w:type="gramStart"/>
-      <w:r>
-        <w:t>In:</w:t>
-      </w:r>
-      <w:proofErr w:type="gramEnd"/>
+      <w:r>
+        <w:t xml:space="preserve">In: </w:t>
+      </w:r>
+      <w:proofErr w:type="spellStart"/>
+      <w:r>
+        <w:t>Advances</w:t>
+      </w:r>
+      <w:proofErr w:type="spellEnd"/>
+      <w:r>
+        <w:t xml:space="preserve"> in </w:t>
+      </w:r>
+      <w:proofErr w:type="spellStart"/>
+      <w:r>
+        <w:t>Knowledge</w:t>
+      </w:r>
+      <w:proofErr w:type="spellEnd"/>
       <w:r>
         <w:t xml:space="preserve"> </w:t>
       </w:r>
       <w:proofErr w:type="spellStart"/>
       <w:r>
-        <w:t>Advances</w:t>
+        <w:t>Discovery</w:t>
       </w:r>
       <w:proofErr w:type="spellEnd"/>
       <w:r>
-        <w:t xml:space="preserve"> in </w:t>
-      </w:r>
-      <w:proofErr w:type="spellStart"/>
-      <w:r>
-        <w:t>Knowledge</w:t>
-      </w:r>
-      <w:proofErr w:type="spellEnd"/>
-      <w:r>
-        <w:t xml:space="preserve"> Discovery and Data Mining. Springer.</w:t>
+        <w:t xml:space="preserve"> and Data Mining. Springer.</w:t>
       </w:r>
     </w:p>
     <w:p>
@@ -14995,21 +14305,7 @@
         <w:rPr>
           <w:lang w:val="en-AE"/>
         </w:rPr>
-        <w:t xml:space="preserve">Arthur, D., &amp; </w:t>
-      </w:r>
-      <w:proofErr w:type="spellStart"/>
-      <w:r>
-        <w:rPr>
-          <w:lang w:val="en-AE"/>
-        </w:rPr>
-        <w:t>Vassilvitskii</w:t>
-      </w:r>
-      <w:proofErr w:type="spellEnd"/>
-      <w:r>
-        <w:rPr>
-          <w:lang w:val="en-AE"/>
-        </w:rPr>
-        <w:t>, S. (2007). k-means++: The Advantages of Careful Seeding. In Proceedings of the 18th Annual ACM-SIAM Symposium on Discrete Algorithms.</w:t>
+        <w:t>Arthur, D., &amp; Vassilvitskii, S. (2007). k-means++: The Advantages of Careful Seeding. In Proceedings of the 18th Annual ACM-SIAM Symposium on Discrete Algorithms.</w:t>
       </w:r>
     </w:p>
     <w:p>
@@ -15026,7 +14322,7 @@
         </w:rPr>
         <w:t xml:space="preserve">Scikit-learn developers. (2024). Scikit-learn: Machine Learning in Python – Version 1.4.2. </w:t>
       </w:r>
-      <w:hyperlink r:id="rId18" w:tgtFrame="_new" w:history="1">
+      <w:hyperlink r:id="rId19" w:tgtFrame="_new" w:history="1">
         <w:r>
           <w:rPr>
             <w:rStyle w:val="Lienhypertexte"/>
@@ -15047,26 +14343,12 @@
         <w:rPr>
           <w:lang w:val="en-AE"/>
         </w:rPr>
-        <w:t xml:space="preserve">McInnes, L., Healy, J., &amp; </w:t>
-      </w:r>
-      <w:proofErr w:type="spellStart"/>
-      <w:r>
-        <w:rPr>
-          <w:lang w:val="en-AE"/>
-        </w:rPr>
-        <w:t>Astels</w:t>
-      </w:r>
-      <w:proofErr w:type="spellEnd"/>
-      <w:r>
-        <w:rPr>
-          <w:lang w:val="en-AE"/>
-        </w:rPr>
-        <w:t xml:space="preserve">, S. (2017). HDBSCAN: Hierarchical Density-Based Spatial Clustering of Applications with Noise. </w:t>
+        <w:t xml:space="preserve">McInnes, L., Healy, J., &amp; Astels, S. (2017). HDBSCAN: Hierarchical Density-Based Spatial Clustering of Applications with Noise. </w:t>
       </w:r>
       <w:r>
         <w:t xml:space="preserve">Journal of Open Source Software, 2(11), 205. </w:t>
       </w:r>
-      <w:hyperlink r:id="rId19" w:tgtFrame="_new" w:history="1">
+      <w:hyperlink r:id="rId20" w:tgtFrame="_new" w:history="1">
         <w:r>
           <w:rPr>
             <w:rStyle w:val="Lienhypertexte"/>
@@ -15172,17 +14454,12 @@
         <w:t xml:space="preserve"> in the </w:t>
       </w:r>
       <w:proofErr w:type="spellStart"/>
-      <w:proofErr w:type="gramStart"/>
       <w:r>
         <w:t>project</w:t>
       </w:r>
       <w:proofErr w:type="spellEnd"/>
       <w:r>
-        <w:t>:</w:t>
-      </w:r>
-      <w:proofErr w:type="gramEnd"/>
-      <w:r>
-        <w:t xml:space="preserve"> Python 3.10.11.</w:t>
+        <w:t>: Python 3.10.11.</w:t>
       </w:r>
     </w:p>
     <w:p>
@@ -15246,7 +14523,7 @@
         </w:rPr>
         <w:t xml:space="preserve">Rasterio developers. (2024). Rasterio: Geospatial raster I/O for Python programmers. </w:t>
       </w:r>
-      <w:hyperlink r:id="rId20" w:tgtFrame="_new" w:history="1">
+      <w:hyperlink r:id="rId21" w:tgtFrame="_new" w:history="1">
         <w:r>
           <w:rPr>
             <w:rStyle w:val="Lienhypertexte"/>
@@ -15269,7 +14546,7 @@
         </w:rPr>
         <w:t xml:space="preserve">Folium team. (2024). Folium: Python wrapper for Leaflet.js maps. </w:t>
       </w:r>
-      <w:hyperlink r:id="rId21" w:tgtFrame="_new" w:history="1">
+      <w:hyperlink r:id="rId22" w:tgtFrame="_new" w:history="1">
         <w:r>
           <w:rPr>
             <w:rStyle w:val="Lienhypertexte"/>
@@ -15292,7 +14569,7 @@
         </w:rPr>
         <w:t xml:space="preserve">Branca project. (2024). Branca: Generate colormaps and legends for Folium. </w:t>
       </w:r>
-      <w:hyperlink r:id="rId22" w:tgtFrame="_new" w:history="1">
+      <w:hyperlink r:id="rId23" w:tgtFrame="_new" w:history="1">
         <w:r>
           <w:rPr>
             <w:rStyle w:val="Lienhypertexte"/>
@@ -15309,38 +14586,16 @@
         </w:numPr>
         <w:jc w:val="left"/>
       </w:pPr>
-      <w:proofErr w:type="spellStart"/>
-      <w:r>
-        <w:rPr>
-          <w:lang w:val="en-AE"/>
-        </w:rPr>
-        <w:t>Joblib</w:t>
-      </w:r>
-      <w:proofErr w:type="spellEnd"/>
-      <w:r>
-        <w:rPr>
-          <w:lang w:val="en-AE"/>
-        </w:rPr>
-        <w:t xml:space="preserve"> developers. (2024). </w:t>
-      </w:r>
-      <w:proofErr w:type="spellStart"/>
-      <w:r>
-        <w:rPr>
-          <w:lang w:val="en-AE"/>
-        </w:rPr>
-        <w:t>Joblib</w:t>
-      </w:r>
-      <w:proofErr w:type="spellEnd"/>
-      <w:r>
-        <w:rPr>
-          <w:lang w:val="en-AE"/>
-        </w:rPr>
-        <w:t xml:space="preserve">: Efficient processing for Python. </w:t>
+      <w:r>
+        <w:rPr>
+          <w:lang w:val="en-AE"/>
+        </w:rPr>
+        <w:t xml:space="preserve">Joblib developers. (2024). Joblib: Efficient processing for Python. </w:t>
       </w:r>
       <w:r>
         <w:t xml:space="preserve">Version 1.3.2. </w:t>
       </w:r>
-      <w:hyperlink r:id="rId23" w:tgtFrame="_new" w:history="1">
+      <w:hyperlink r:id="rId24" w:tgtFrame="_new" w:history="1">
         <w:r>
           <w:rPr>
             <w:rStyle w:val="Lienhypertexte"/>
@@ -15382,26 +14637,12 @@
         <w:rPr>
           <w:lang w:val="en-AE"/>
         </w:rPr>
-        <w:t xml:space="preserve">QGIS Development Team. (2024). QGIS: A Free and </w:t>
-      </w:r>
-      <w:proofErr w:type="gramStart"/>
-      <w:r>
-        <w:rPr>
-          <w:lang w:val="en-AE"/>
-        </w:rPr>
-        <w:t>Open Source</w:t>
-      </w:r>
-      <w:proofErr w:type="gramEnd"/>
-      <w:r>
-        <w:rPr>
-          <w:lang w:val="en-AE"/>
-        </w:rPr>
-        <w:t xml:space="preserve"> Geographic Information System. </w:t>
+        <w:t xml:space="preserve">QGIS Development Team. (2024). QGIS: A Free and Open Source Geographic Information System. </w:t>
       </w:r>
       <w:r>
         <w:t xml:space="preserve">Version 3.34. </w:t>
       </w:r>
-      <w:hyperlink r:id="rId24" w:tgtFrame="_new" w:history="1">
+      <w:hyperlink r:id="rId25" w:tgtFrame="_new" w:history="1">
         <w:r>
           <w:rPr>
             <w:rStyle w:val="Lienhypertexte"/>
@@ -15427,7 +14668,7 @@
       <w:r>
         <w:t xml:space="preserve">Version 3.6. </w:t>
       </w:r>
-      <w:hyperlink r:id="rId25" w:tgtFrame="_new" w:history="1">
+      <w:hyperlink r:id="rId26" w:tgtFrame="_new" w:history="1">
         <w:r>
           <w:rPr>
             <w:rStyle w:val="Lienhypertexte"/>
@@ -15513,19 +14754,14 @@
         <w:t xml:space="preserve">Version </w:t>
       </w:r>
       <w:proofErr w:type="spellStart"/>
-      <w:proofErr w:type="gramStart"/>
       <w:r>
         <w:t>used</w:t>
       </w:r>
       <w:proofErr w:type="spellEnd"/>
       <w:r>
-        <w:t>:</w:t>
-      </w:r>
-      <w:proofErr w:type="gramEnd"/>
-      <w:r>
-        <w:t xml:space="preserve"> 1.88.0. </w:t>
-      </w:r>
-      <w:hyperlink r:id="rId26" w:tgtFrame="_new" w:history="1">
+        <w:t xml:space="preserve">: 1.88.0. </w:t>
+      </w:r>
+      <w:hyperlink r:id="rId27" w:tgtFrame="_new" w:history="1">
         <w:r>
           <w:rPr>
             <w:rStyle w:val="Lienhypertexte"/>
@@ -15548,7 +14784,7 @@
         </w:rPr>
         <w:t xml:space="preserve">GitHub Inc. (2024). GitHub – Version Control and Collaboration Platform. </w:t>
       </w:r>
-      <w:hyperlink r:id="rId27" w:tgtFrame="_new" w:history="1">
+      <w:hyperlink r:id="rId28" w:tgtFrame="_new" w:history="1">
         <w:r>
           <w:rPr>
             <w:rStyle w:val="Lienhypertexte"/>
@@ -15618,7 +14854,7 @@
           <w:lang w:val="en-AE"/>
         </w:rPr>
       </w:pPr>
-      <w:bookmarkStart w:id="59" w:name="_Toc199103082"/>
+      <w:bookmarkStart w:id="61" w:name="_Toc199103082"/>
       <w:r>
         <w:rPr>
           <w:lang w:val="en-AE"/>
@@ -15632,7 +14868,7 @@
         </w:rPr>
         <w:t>nnexes</w:t>
       </w:r>
-      <w:bookmarkEnd w:id="59"/>
+      <w:bookmarkEnd w:id="61"/>
     </w:p>
     <w:p>
       <w:pPr>
@@ -15671,7 +14907,7 @@
       <w:r>
         <w:rPr>
           <w:noProof/>
-          <w:lang w:val="en-AE"/>
+          <w:lang w:val="en-US"/>
         </w:rPr>
         <w:drawing>
           <wp:anchor distT="0" distB="0" distL="114300" distR="114300" simplePos="0" relativeHeight="251670528" behindDoc="0" locked="0" layoutInCell="1" allowOverlap="1" wp14:anchorId="67FAD927" wp14:editId="1D699A7E">
@@ -15697,7 +14933,7 @@
                     <pic:cNvPicPr/>
                   </pic:nvPicPr>
                   <pic:blipFill>
-                    <a:blip r:embed="rId28" cstate="print">
+                    <a:blip r:embed="rId29" cstate="print">
                       <a:extLst>
                         <a:ext uri="{28A0092B-C50C-407E-A947-70E740481C1C}">
                           <a14:useLocalDpi xmlns:a14="http://schemas.microsoft.com/office/drawing/2010/main" val="0"/>
@@ -15812,7 +15048,7 @@
       <w:r>
         <w:rPr>
           <w:noProof/>
-          <w:lang w:val="en-AE"/>
+          <w:lang w:val="en-US"/>
         </w:rPr>
         <w:drawing>
           <wp:anchor distT="0" distB="0" distL="114300" distR="114300" simplePos="0" relativeHeight="251671552" behindDoc="0" locked="0" layoutInCell="1" allowOverlap="1" wp14:anchorId="775887C5" wp14:editId="1A5D9305">
@@ -15838,7 +15074,7 @@
                     <pic:cNvPicPr/>
                   </pic:nvPicPr>
                   <pic:blipFill>
-                    <a:blip r:embed="rId29" cstate="print">
+                    <a:blip r:embed="rId30" cstate="print">
                       <a:extLst>
                         <a:ext uri="{28A0092B-C50C-407E-A947-70E740481C1C}">
                           <a14:useLocalDpi xmlns:a14="http://schemas.microsoft.com/office/drawing/2010/main" val="0"/>
@@ -15968,7 +15204,7 @@
       <w:r>
         <w:rPr>
           <w:noProof/>
-          <w:lang w:val="en-AE"/>
+          <w:lang w:val="en-US"/>
         </w:rPr>
         <w:lastRenderedPageBreak/>
         <w:drawing>
@@ -15995,7 +15231,7 @@
                     <pic:cNvPicPr/>
                   </pic:nvPicPr>
                   <pic:blipFill>
-                    <a:blip r:embed="rId30" cstate="print">
+                    <a:blip r:embed="rId31" cstate="print">
                       <a:extLst>
                         <a:ext uri="{28A0092B-C50C-407E-A947-70E740481C1C}">
                           <a14:useLocalDpi xmlns:a14="http://schemas.microsoft.com/office/drawing/2010/main" val="0"/>
@@ -16080,7 +15316,7 @@
       <w:r>
         <w:rPr>
           <w:noProof/>
-          <w:lang w:val="en-AE"/>
+          <w:lang w:val="en-US"/>
         </w:rPr>
         <w:drawing>
           <wp:anchor distT="0" distB="0" distL="114300" distR="114300" simplePos="0" relativeHeight="251673600" behindDoc="0" locked="0" layoutInCell="1" allowOverlap="1" wp14:anchorId="52B1C76C" wp14:editId="093C4FCE">
@@ -16106,7 +15342,7 @@
                     <pic:cNvPicPr/>
                   </pic:nvPicPr>
                   <pic:blipFill>
-                    <a:blip r:embed="rId31" cstate="print">
+                    <a:blip r:embed="rId32" cstate="print">
                       <a:extLst>
                         <a:ext uri="{28A0092B-C50C-407E-A947-70E740481C1C}">
                           <a14:useLocalDpi xmlns:a14="http://schemas.microsoft.com/office/drawing/2010/main" val="0"/>
@@ -16210,6 +15446,7 @@
       <w:r>
         <w:rPr>
           <w:noProof/>
+          <w:lang w:val="en-US"/>
         </w:rPr>
         <w:drawing>
           <wp:anchor distT="0" distB="0" distL="114300" distR="114300" simplePos="0" relativeHeight="251674624" behindDoc="0" locked="0" layoutInCell="1" allowOverlap="1" wp14:anchorId="69CE55F2" wp14:editId="2BC40307">
@@ -16235,7 +15472,7 @@
                     <pic:cNvPicPr/>
                   </pic:nvPicPr>
                   <pic:blipFill>
-                    <a:blip r:embed="rId32" cstate="print">
+                    <a:blip r:embed="rId33" cstate="print">
                       <a:extLst>
                         <a:ext uri="{28A0092B-C50C-407E-A947-70E740481C1C}">
                           <a14:useLocalDpi xmlns:a14="http://schemas.microsoft.com/office/drawing/2010/main" val="0"/>
@@ -16327,7 +15564,7 @@
       </w:pPr>
     </w:p>
     <w:sectPr>
-      <w:footerReference w:type="default" r:id="rId33"/>
+      <w:footerReference w:type="default" r:id="rId34"/>
       <w:pgSz w:w="11906" w:h="16838"/>
       <w:pgMar w:top="1417" w:right="1417" w:bottom="1417" w:left="1417" w:header="708" w:footer="708" w:gutter="0"/>
       <w:cols w:space="708"/>
@@ -16338,7 +15575,7 @@
 </file>
 
 <file path=word/endnotes.xml><?xml version="1.0" encoding="utf-8"?>
-<w:endnotes xmlns:wpc="http://schemas.microsoft.com/office/word/2010/wordprocessingCanvas" xmlns:cx="http://schemas.microsoft.com/office/drawing/2014/chartex" xmlns:cx1="http://schemas.microsoft.com/office/drawing/2015/9/8/chartex" xmlns:cx2="http://schemas.microsoft.com/office/drawing/2015/10/21/chartex" xmlns:cx3="http://schemas.microsoft.com/office/drawing/2016/5/9/chartex" xmlns:cx4="http://schemas.microsoft.com/office/drawing/2016/5/10/chartex" xmlns:cx5="http://schemas.microsoft.com/office/drawing/2016/5/11/chartex" xmlns:cx6="http://schemas.microsoft.com/office/drawing/2016/5/12/chartex" xmlns:cx7="http://schemas.microsoft.com/office/drawing/2016/5/13/chartex" xmlns:cx8="http://schemas.microsoft.com/office/drawing/2016/5/14/chartex" xmlns:mc="http://schemas.openxmlformats.org/markup-compatibility/2006" xmlns:aink="http://schemas.microsoft.com/office/drawing/2016/ink" xmlns:am3d="http://schemas.microsoft.com/office/drawing/2017/model3d" xmlns:o="urn:schemas-microsoft-com:office:office" xmlns:oel="http://schemas.microsoft.com/office/2019/extlst" xmlns:r="http://schemas.openxmlformats.org/officeDocument/2006/relationships" xmlns:m="http://schemas.openxmlformats.org/officeDocument/2006/math" xmlns:v="urn:schemas-microsoft-com:vml" xmlns:wp14="http://schemas.microsoft.com/office/word/2010/wordprocessingDrawing" xmlns:wp="http://schemas.openxmlformats.org/drawingml/2006/wordprocessingDrawing" xmlns:w10="urn:schemas-microsoft-com:office:word" xmlns:w="http://schemas.openxmlformats.org/wordprocessingml/2006/main" xmlns:w14="http://schemas.microsoft.com/office/word/2010/wordml" xmlns:w15="http://schemas.microsoft.com/office/word/2012/wordml" xmlns:w16cex="http://schemas.microsoft.com/office/word/2018/wordml/cex" xmlns:w16cid="http://schemas.microsoft.com/office/word/2016/wordml/cid" xmlns:w16="http://schemas.microsoft.com/office/word/2018/wordml" xmlns:w16du="http://schemas.microsoft.com/office/word/2023/wordml/word16du" xmlns:w16sdtdh="http://schemas.microsoft.com/office/word/2020/wordml/sdtdatahash" xmlns:w16sdtfl="http://schemas.microsoft.com/office/word/2024/wordml/sdtformatlock" xmlns:w16se="http://schemas.microsoft.com/office/word/2015/wordml/symex" xmlns:wpg="http://schemas.microsoft.com/office/word/2010/wordprocessingGroup" xmlns:wpi="http://schemas.microsoft.com/office/word/2010/wordprocessingInk" xmlns:wne="http://schemas.microsoft.com/office/word/2006/wordml" xmlns:wps="http://schemas.microsoft.com/office/word/2010/wordprocessingShape" mc:Ignorable="w14 w15 w16se w16cid w16 w16cex w16sdtdh w16sdtfl w16du wp14">
+<w:endnotes xmlns:wpc="http://schemas.microsoft.com/office/word/2010/wordprocessingCanvas" xmlns:cx="http://schemas.microsoft.com/office/drawing/2014/chartex" xmlns:cx1="http://schemas.microsoft.com/office/drawing/2015/9/8/chartex" xmlns:mc="http://schemas.openxmlformats.org/markup-compatibility/2006" xmlns:o="urn:schemas-microsoft-com:office:office" xmlns:r="http://schemas.openxmlformats.org/officeDocument/2006/relationships" xmlns:m="http://schemas.openxmlformats.org/officeDocument/2006/math" xmlns:v="urn:schemas-microsoft-com:vml" xmlns:wp14="http://schemas.microsoft.com/office/word/2010/wordprocessingDrawing" xmlns:wp="http://schemas.openxmlformats.org/drawingml/2006/wordprocessingDrawing" xmlns:w10="urn:schemas-microsoft-com:office:word" xmlns:w="http://schemas.openxmlformats.org/wordprocessingml/2006/main" xmlns:w14="http://schemas.microsoft.com/office/word/2010/wordml" xmlns:w15="http://schemas.microsoft.com/office/word/2012/wordml" xmlns:w16se="http://schemas.microsoft.com/office/word/2015/wordml/symex" xmlns:wpg="http://schemas.microsoft.com/office/word/2010/wordprocessingGroup" xmlns:wpi="http://schemas.microsoft.com/office/word/2010/wordprocessingInk" xmlns:wne="http://schemas.microsoft.com/office/word/2006/wordml" xmlns:wps="http://schemas.microsoft.com/office/word/2010/wordprocessingShape" mc:Ignorable="w14 w15 w16se wp14">
   <w:endnote w:type="separator" w:id="-1">
     <w:p>
       <w:r>
@@ -16357,7 +15594,7 @@
 </file>
 
 <file path=word/footer1.xml><?xml version="1.0" encoding="utf-8"?>
-<w:ftr xmlns:wpc="http://schemas.microsoft.com/office/word/2010/wordprocessingCanvas" xmlns:cx="http://schemas.microsoft.com/office/drawing/2014/chartex" xmlns:cx1="http://schemas.microsoft.com/office/drawing/2015/9/8/chartex" xmlns:cx2="http://schemas.microsoft.com/office/drawing/2015/10/21/chartex" xmlns:cx3="http://schemas.microsoft.com/office/drawing/2016/5/9/chartex" xmlns:cx4="http://schemas.microsoft.com/office/drawing/2016/5/10/chartex" xmlns:cx5="http://schemas.microsoft.com/office/drawing/2016/5/11/chartex" xmlns:cx6="http://schemas.microsoft.com/office/drawing/2016/5/12/chartex" xmlns:cx7="http://schemas.microsoft.com/office/drawing/2016/5/13/chartex" xmlns:cx8="http://schemas.microsoft.com/office/drawing/2016/5/14/chartex" xmlns:mc="http://schemas.openxmlformats.org/markup-compatibility/2006" xmlns:aink="http://schemas.microsoft.com/office/drawing/2016/ink" xmlns:am3d="http://schemas.microsoft.com/office/drawing/2017/model3d" xmlns:o="urn:schemas-microsoft-com:office:office" xmlns:oel="http://schemas.microsoft.com/office/2019/extlst" xmlns:r="http://schemas.openxmlformats.org/officeDocument/2006/relationships" xmlns:m="http://schemas.openxmlformats.org/officeDocument/2006/math" xmlns:v="urn:schemas-microsoft-com:vml" xmlns:wp14="http://schemas.microsoft.com/office/word/2010/wordprocessingDrawing" xmlns:wp="http://schemas.openxmlformats.org/drawingml/2006/wordprocessingDrawing" xmlns:w10="urn:schemas-microsoft-com:office:word" xmlns:w="http://schemas.openxmlformats.org/wordprocessingml/2006/main" xmlns:w14="http://schemas.microsoft.com/office/word/2010/wordml" xmlns:w15="http://schemas.microsoft.com/office/word/2012/wordml" xmlns:w16cex="http://schemas.microsoft.com/office/word/2018/wordml/cex" xmlns:w16cid="http://schemas.microsoft.com/office/word/2016/wordml/cid" xmlns:w16="http://schemas.microsoft.com/office/word/2018/wordml" xmlns:w16du="http://schemas.microsoft.com/office/word/2023/wordml/word16du" xmlns:w16sdtdh="http://schemas.microsoft.com/office/word/2020/wordml/sdtdatahash" xmlns:w16sdtfl="http://schemas.microsoft.com/office/word/2024/wordml/sdtformatlock" xmlns:w16se="http://schemas.microsoft.com/office/word/2015/wordml/symex" xmlns:wpg="http://schemas.microsoft.com/office/word/2010/wordprocessingGroup" xmlns:wpi="http://schemas.microsoft.com/office/word/2010/wordprocessingInk" xmlns:wne="http://schemas.microsoft.com/office/word/2006/wordml" xmlns:wps="http://schemas.microsoft.com/office/word/2010/wordprocessingShape" mc:Ignorable="w14 w15 w16se w16cid w16 w16cex w16sdtdh w16sdtfl w16du wp14">
+<w:ftr xmlns:wpc="http://schemas.microsoft.com/office/word/2010/wordprocessingCanvas" xmlns:cx="http://schemas.microsoft.com/office/drawing/2014/chartex" xmlns:cx1="http://schemas.microsoft.com/office/drawing/2015/9/8/chartex" xmlns:mc="http://schemas.openxmlformats.org/markup-compatibility/2006" xmlns:o="urn:schemas-microsoft-com:office:office" xmlns:r="http://schemas.openxmlformats.org/officeDocument/2006/relationships" xmlns:m="http://schemas.openxmlformats.org/officeDocument/2006/math" xmlns:v="urn:schemas-microsoft-com:vml" xmlns:wp14="http://schemas.microsoft.com/office/word/2010/wordprocessingDrawing" xmlns:wp="http://schemas.openxmlformats.org/drawingml/2006/wordprocessingDrawing" xmlns:w10="urn:schemas-microsoft-com:office:word" xmlns:w="http://schemas.openxmlformats.org/wordprocessingml/2006/main" xmlns:w14="http://schemas.microsoft.com/office/word/2010/wordml" xmlns:w15="http://schemas.microsoft.com/office/word/2012/wordml" xmlns:w16se="http://schemas.microsoft.com/office/word/2015/wordml/symex" xmlns:wpg="http://schemas.microsoft.com/office/word/2010/wordprocessingGroup" xmlns:wpi="http://schemas.microsoft.com/office/word/2010/wordprocessingInk" xmlns:wne="http://schemas.microsoft.com/office/word/2006/wordml" xmlns:wps="http://schemas.microsoft.com/office/word/2010/wordprocessingShape" mc:Ignorable="w14 w15 w16se wp14">
   <w:sdt>
     <w:sdtPr>
       <w:id w:val="1494065378"/>
@@ -16366,6 +15603,7 @@
         <w:docPartUnique/>
       </w:docPartObj>
     </w:sdtPr>
+    <w:sdtEndPr/>
     <w:sdtContent>
       <w:p>
         <w:pPr>
@@ -16382,7 +15620,10 @@
           <w:fldChar w:fldCharType="separate"/>
         </w:r>
         <w:r>
-          <w:t>2</w:t>
+          <w:rPr>
+            <w:noProof/>
+          </w:rPr>
+          <w:t>21</w:t>
         </w:r>
         <w:r>
           <w:fldChar w:fldCharType="end"/>
@@ -16399,7 +15640,7 @@
 </file>
 
 <file path=word/footnotes.xml><?xml version="1.0" encoding="utf-8"?>
-<w:footnotes xmlns:wpc="http://schemas.microsoft.com/office/word/2010/wordprocessingCanvas" xmlns:cx="http://schemas.microsoft.com/office/drawing/2014/chartex" xmlns:cx1="http://schemas.microsoft.com/office/drawing/2015/9/8/chartex" xmlns:cx2="http://schemas.microsoft.com/office/drawing/2015/10/21/chartex" xmlns:cx3="http://schemas.microsoft.com/office/drawing/2016/5/9/chartex" xmlns:cx4="http://schemas.microsoft.com/office/drawing/2016/5/10/chartex" xmlns:cx5="http://schemas.microsoft.com/office/drawing/2016/5/11/chartex" xmlns:cx6="http://schemas.microsoft.com/office/drawing/2016/5/12/chartex" xmlns:cx7="http://schemas.microsoft.com/office/drawing/2016/5/13/chartex" xmlns:cx8="http://schemas.microsoft.com/office/drawing/2016/5/14/chartex" xmlns:mc="http://schemas.openxmlformats.org/markup-compatibility/2006" xmlns:aink="http://schemas.microsoft.com/office/drawing/2016/ink" xmlns:am3d="http://schemas.microsoft.com/office/drawing/2017/model3d" xmlns:o="urn:schemas-microsoft-com:office:office" xmlns:oel="http://schemas.microsoft.com/office/2019/extlst" xmlns:r="http://schemas.openxmlformats.org/officeDocument/2006/relationships" xmlns:m="http://schemas.openxmlformats.org/officeDocument/2006/math" xmlns:v="urn:schemas-microsoft-com:vml" xmlns:wp14="http://schemas.microsoft.com/office/word/2010/wordprocessingDrawing" xmlns:wp="http://schemas.openxmlformats.org/drawingml/2006/wordprocessingDrawing" xmlns:w10="urn:schemas-microsoft-com:office:word" xmlns:w="http://schemas.openxmlformats.org/wordprocessingml/2006/main" xmlns:w14="http://schemas.microsoft.com/office/word/2010/wordml" xmlns:w15="http://schemas.microsoft.com/office/word/2012/wordml" xmlns:w16cex="http://schemas.microsoft.com/office/word/2018/wordml/cex" xmlns:w16cid="http://schemas.microsoft.com/office/word/2016/wordml/cid" xmlns:w16="http://schemas.microsoft.com/office/word/2018/wordml" xmlns:w16du="http://schemas.microsoft.com/office/word/2023/wordml/word16du" xmlns:w16sdtdh="http://schemas.microsoft.com/office/word/2020/wordml/sdtdatahash" xmlns:w16sdtfl="http://schemas.microsoft.com/office/word/2024/wordml/sdtformatlock" xmlns:w16se="http://schemas.microsoft.com/office/word/2015/wordml/symex" xmlns:wpg="http://schemas.microsoft.com/office/word/2010/wordprocessingGroup" xmlns:wpi="http://schemas.microsoft.com/office/word/2010/wordprocessingInk" xmlns:wne="http://schemas.microsoft.com/office/word/2006/wordml" xmlns:wps="http://schemas.microsoft.com/office/word/2010/wordprocessingShape" mc:Ignorable="w14 w15 w16se w16cid w16 w16cex w16sdtdh w16sdtfl w16du wp14">
+<w:footnotes xmlns:wpc="http://schemas.microsoft.com/office/word/2010/wordprocessingCanvas" xmlns:cx="http://schemas.microsoft.com/office/drawing/2014/chartex" xmlns:cx1="http://schemas.microsoft.com/office/drawing/2015/9/8/chartex" xmlns:mc="http://schemas.openxmlformats.org/markup-compatibility/2006" xmlns:o="urn:schemas-microsoft-com:office:office" xmlns:r="http://schemas.openxmlformats.org/officeDocument/2006/relationships" xmlns:m="http://schemas.openxmlformats.org/officeDocument/2006/math" xmlns:v="urn:schemas-microsoft-com:vml" xmlns:wp14="http://schemas.microsoft.com/office/word/2010/wordprocessingDrawing" xmlns:wp="http://schemas.openxmlformats.org/drawingml/2006/wordprocessingDrawing" xmlns:w10="urn:schemas-microsoft-com:office:word" xmlns:w="http://schemas.openxmlformats.org/wordprocessingml/2006/main" xmlns:w14="http://schemas.microsoft.com/office/word/2010/wordml" xmlns:w15="http://schemas.microsoft.com/office/word/2012/wordml" xmlns:w16se="http://schemas.microsoft.com/office/word/2015/wordml/symex" xmlns:wpg="http://schemas.microsoft.com/office/word/2010/wordprocessingGroup" xmlns:wpi="http://schemas.microsoft.com/office/word/2010/wordprocessingInk" xmlns:wne="http://schemas.microsoft.com/office/word/2006/wordml" xmlns:wps="http://schemas.microsoft.com/office/word/2010/wordprocessingShape" mc:Ignorable="w14 w15 w16se wp14">
   <w:footnote w:type="separator" w:id="-1">
     <w:p>
       <w:r>
@@ -16418,7 +15659,7 @@
 </file>
 
 <file path=word/numbering.xml><?xml version="1.0" encoding="utf-8"?>
-<w:numbering xmlns:wpc="http://schemas.microsoft.com/office/word/2010/wordprocessingCanvas" xmlns:cx="http://schemas.microsoft.com/office/drawing/2014/chartex" xmlns:cx1="http://schemas.microsoft.com/office/drawing/2015/9/8/chartex" xmlns:cx2="http://schemas.microsoft.com/office/drawing/2015/10/21/chartex" xmlns:cx3="http://schemas.microsoft.com/office/drawing/2016/5/9/chartex" xmlns:cx4="http://schemas.microsoft.com/office/drawing/2016/5/10/chartex" xmlns:cx5="http://schemas.microsoft.com/office/drawing/2016/5/11/chartex" xmlns:cx6="http://schemas.microsoft.com/office/drawing/2016/5/12/chartex" xmlns:cx7="http://schemas.microsoft.com/office/drawing/2016/5/13/chartex" xmlns:cx8="http://schemas.microsoft.com/office/drawing/2016/5/14/chartex" xmlns:mc="http://schemas.openxmlformats.org/markup-compatibility/2006" xmlns:aink="http://schemas.microsoft.com/office/drawing/2016/ink" xmlns:am3d="http://schemas.microsoft.com/office/drawing/2017/model3d" xmlns:o="urn:schemas-microsoft-com:office:office" xmlns:oel="http://schemas.microsoft.com/office/2019/extlst" xmlns:r="http://schemas.openxmlformats.org/officeDocument/2006/relationships" xmlns:m="http://schemas.openxmlformats.org/officeDocument/2006/math" xmlns:v="urn:schemas-microsoft-com:vml" xmlns:wp14="http://schemas.microsoft.com/office/word/2010/wordprocessingDrawing" xmlns:wp="http://schemas.openxmlformats.org/drawingml/2006/wordprocessingDrawing" xmlns:w10="urn:schemas-microsoft-com:office:word" xmlns:w="http://schemas.openxmlformats.org/wordprocessingml/2006/main" xmlns:w14="http://schemas.microsoft.com/office/word/2010/wordml" xmlns:w15="http://schemas.microsoft.com/office/word/2012/wordml" xmlns:w16cex="http://schemas.microsoft.com/office/word/2018/wordml/cex" xmlns:w16cid="http://schemas.microsoft.com/office/word/2016/wordml/cid" xmlns:w16="http://schemas.microsoft.com/office/word/2018/wordml" xmlns:w16du="http://schemas.microsoft.com/office/word/2023/wordml/word16du" xmlns:w16sdtdh="http://schemas.microsoft.com/office/word/2020/wordml/sdtdatahash" xmlns:w16sdtfl="http://schemas.microsoft.com/office/word/2024/wordml/sdtformatlock" xmlns:w16se="http://schemas.microsoft.com/office/word/2015/wordml/symex" xmlns:wpg="http://schemas.microsoft.com/office/word/2010/wordprocessingGroup" xmlns:wpi="http://schemas.microsoft.com/office/word/2010/wordprocessingInk" xmlns:wne="http://schemas.microsoft.com/office/word/2006/wordml" xmlns:wps="http://schemas.microsoft.com/office/word/2010/wordprocessingShape" mc:Ignorable="w14 w15 w16se w16cid w16 w16cex w16sdtdh w16sdtfl w16du wp14">
+<w:numbering xmlns:wpc="http://schemas.microsoft.com/office/word/2010/wordprocessingCanvas" xmlns:cx="http://schemas.microsoft.com/office/drawing/2014/chartex" xmlns:cx1="http://schemas.microsoft.com/office/drawing/2015/9/8/chartex" xmlns:mc="http://schemas.openxmlformats.org/markup-compatibility/2006" xmlns:o="urn:schemas-microsoft-com:office:office" xmlns:r="http://schemas.openxmlformats.org/officeDocument/2006/relationships" xmlns:m="http://schemas.openxmlformats.org/officeDocument/2006/math" xmlns:v="urn:schemas-microsoft-com:vml" xmlns:wp14="http://schemas.microsoft.com/office/word/2010/wordprocessingDrawing" xmlns:wp="http://schemas.openxmlformats.org/drawingml/2006/wordprocessingDrawing" xmlns:w10="urn:schemas-microsoft-com:office:word" xmlns:w="http://schemas.openxmlformats.org/wordprocessingml/2006/main" xmlns:w14="http://schemas.microsoft.com/office/word/2010/wordml" xmlns:w15="http://schemas.microsoft.com/office/word/2012/wordml" xmlns:w16se="http://schemas.microsoft.com/office/word/2015/wordml/symex" xmlns:wpg="http://schemas.microsoft.com/office/word/2010/wordprocessingGroup" xmlns:wpi="http://schemas.microsoft.com/office/word/2010/wordprocessingInk" xmlns:wne="http://schemas.microsoft.com/office/word/2006/wordml" xmlns:wps="http://schemas.microsoft.com/office/word/2010/wordprocessingShape" mc:Ignorable="w14 w15 w16se wp14">
   <w:abstractNum w:abstractNumId="0" w15:restartNumberingAfterBreak="0">
     <w:nsid w:val="036620D3"/>
     <w:multiLevelType w:val="hybridMultilevel"/>
@@ -21305,113 +20546,113 @@
       </w:rPr>
     </w:lvl>
   </w:abstractNum>
-  <w:num w:numId="1" w16cid:durableId="1562711171">
+  <w:num w:numId="1">
     <w:abstractNumId w:val="11"/>
   </w:num>
-  <w:num w:numId="2" w16cid:durableId="1049493877">
+  <w:num w:numId="2">
     <w:abstractNumId w:val="4"/>
   </w:num>
-  <w:num w:numId="3" w16cid:durableId="24408027">
+  <w:num w:numId="3">
     <w:abstractNumId w:val="6"/>
   </w:num>
-  <w:num w:numId="4" w16cid:durableId="1565874337">
+  <w:num w:numId="4">
     <w:abstractNumId w:val="2"/>
   </w:num>
-  <w:num w:numId="5" w16cid:durableId="1330330713">
+  <w:num w:numId="5">
     <w:abstractNumId w:val="20"/>
   </w:num>
-  <w:num w:numId="6" w16cid:durableId="1481077698">
+  <w:num w:numId="6">
     <w:abstractNumId w:val="29"/>
   </w:num>
-  <w:num w:numId="7" w16cid:durableId="1433672346">
+  <w:num w:numId="7">
     <w:abstractNumId w:val="16"/>
   </w:num>
-  <w:num w:numId="8" w16cid:durableId="1725367651">
+  <w:num w:numId="8">
     <w:abstractNumId w:val="17"/>
   </w:num>
-  <w:num w:numId="9" w16cid:durableId="1134445115">
+  <w:num w:numId="9">
     <w:abstractNumId w:val="26"/>
   </w:num>
-  <w:num w:numId="10" w16cid:durableId="2081755600">
+  <w:num w:numId="10">
     <w:abstractNumId w:val="1"/>
   </w:num>
-  <w:num w:numId="11" w16cid:durableId="1667829993">
+  <w:num w:numId="11">
     <w:abstractNumId w:val="33"/>
   </w:num>
-  <w:num w:numId="12" w16cid:durableId="1181236757">
+  <w:num w:numId="12">
     <w:abstractNumId w:val="32"/>
   </w:num>
-  <w:num w:numId="13" w16cid:durableId="1727337726">
+  <w:num w:numId="13">
     <w:abstractNumId w:val="30"/>
   </w:num>
-  <w:num w:numId="14" w16cid:durableId="299844249">
+  <w:num w:numId="14">
     <w:abstractNumId w:val="31"/>
   </w:num>
-  <w:num w:numId="15" w16cid:durableId="1615213747">
+  <w:num w:numId="15">
     <w:abstractNumId w:val="14"/>
   </w:num>
-  <w:num w:numId="16" w16cid:durableId="1561138768">
+  <w:num w:numId="16">
     <w:abstractNumId w:val="28"/>
   </w:num>
-  <w:num w:numId="17" w16cid:durableId="122968688">
+  <w:num w:numId="17">
     <w:abstractNumId w:val="9"/>
   </w:num>
-  <w:num w:numId="18" w16cid:durableId="297687141">
+  <w:num w:numId="18">
     <w:abstractNumId w:val="18"/>
   </w:num>
-  <w:num w:numId="19" w16cid:durableId="543905827">
+  <w:num w:numId="19">
     <w:abstractNumId w:val="12"/>
   </w:num>
-  <w:num w:numId="20" w16cid:durableId="977958956">
+  <w:num w:numId="20">
     <w:abstractNumId w:val="23"/>
   </w:num>
-  <w:num w:numId="21" w16cid:durableId="1919051046">
+  <w:num w:numId="21">
     <w:abstractNumId w:val="3"/>
   </w:num>
-  <w:num w:numId="22" w16cid:durableId="1834754720">
+  <w:num w:numId="22">
     <w:abstractNumId w:val="15"/>
   </w:num>
-  <w:num w:numId="23" w16cid:durableId="1171408277">
+  <w:num w:numId="23">
     <w:abstractNumId w:val="24"/>
   </w:num>
-  <w:num w:numId="24" w16cid:durableId="146482450">
+  <w:num w:numId="24">
     <w:abstractNumId w:val="10"/>
   </w:num>
-  <w:num w:numId="25" w16cid:durableId="2010908355">
+  <w:num w:numId="25">
     <w:abstractNumId w:val="19"/>
   </w:num>
-  <w:num w:numId="26" w16cid:durableId="1857885559">
+  <w:num w:numId="26">
     <w:abstractNumId w:val="5"/>
   </w:num>
-  <w:num w:numId="27" w16cid:durableId="179204679">
+  <w:num w:numId="27">
     <w:abstractNumId w:val="27"/>
   </w:num>
-  <w:num w:numId="28" w16cid:durableId="948777872">
+  <w:num w:numId="28">
     <w:abstractNumId w:val="21"/>
   </w:num>
-  <w:num w:numId="29" w16cid:durableId="1937787692">
+  <w:num w:numId="29">
     <w:abstractNumId w:val="25"/>
   </w:num>
-  <w:num w:numId="30" w16cid:durableId="1196042399">
+  <w:num w:numId="30">
     <w:abstractNumId w:val="13"/>
   </w:num>
-  <w:num w:numId="31" w16cid:durableId="2054579285">
+  <w:num w:numId="31">
     <w:abstractNumId w:val="8"/>
   </w:num>
-  <w:num w:numId="32" w16cid:durableId="1083649139">
+  <w:num w:numId="32">
     <w:abstractNumId w:val="22"/>
   </w:num>
-  <w:num w:numId="33" w16cid:durableId="663433009">
+  <w:num w:numId="33">
     <w:abstractNumId w:val="7"/>
   </w:num>
-  <w:num w:numId="34" w16cid:durableId="953292007">
+  <w:num w:numId="34">
     <w:abstractNumId w:val="0"/>
   </w:num>
 </w:numbering>
 </file>
 
 <file path=word/styles.xml><?xml version="1.0" encoding="utf-8"?>
-<w:styles xmlns:mc="http://schemas.openxmlformats.org/markup-compatibility/2006" xmlns:r="http://schemas.openxmlformats.org/officeDocument/2006/relationships" xmlns:w="http://schemas.openxmlformats.org/wordprocessingml/2006/main" xmlns:w14="http://schemas.microsoft.com/office/word/2010/wordml" xmlns:w15="http://schemas.microsoft.com/office/word/2012/wordml" xmlns:w16cex="http://schemas.microsoft.com/office/word/2018/wordml/cex" xmlns:w16cid="http://schemas.microsoft.com/office/word/2016/wordml/cid" xmlns:w16="http://schemas.microsoft.com/office/word/2018/wordml" xmlns:w16du="http://schemas.microsoft.com/office/word/2023/wordml/word16du" xmlns:w16sdtdh="http://schemas.microsoft.com/office/word/2020/wordml/sdtdatahash" xmlns:w16sdtfl="http://schemas.microsoft.com/office/word/2024/wordml/sdtformatlock" xmlns:w16se="http://schemas.microsoft.com/office/word/2015/wordml/symex" mc:Ignorable="w14 w15 w16se w16cid w16 w16cex w16sdtdh w16sdtfl w16du">
+<w:styles xmlns:mc="http://schemas.openxmlformats.org/markup-compatibility/2006" xmlns:r="http://schemas.openxmlformats.org/officeDocument/2006/relationships" xmlns:w="http://schemas.openxmlformats.org/wordprocessingml/2006/main" xmlns:w14="http://schemas.microsoft.com/office/word/2010/wordml" xmlns:w15="http://schemas.microsoft.com/office/word/2012/wordml" xmlns:w16se="http://schemas.microsoft.com/office/word/2015/wordml/symex" mc:Ignorable="w14 w15 w16se">
   <w:docDefaults>
     <w:rPrDefault>
       <w:rPr>
@@ -21430,7 +20671,7 @@
       </w:pPr>
     </w:pPrDefault>
   </w:docDefaults>
-  <w:latentStyles w:defLockedState="0" w:defUIPriority="99" w:defSemiHidden="0" w:defUnhideWhenUsed="0" w:defQFormat="0" w:count="376">
+  <w:latentStyles w:defLockedState="0" w:defUIPriority="99" w:defSemiHidden="0" w:defUnhideWhenUsed="0" w:defQFormat="0" w:count="371">
     <w:lsdException w:name="Normal" w:uiPriority="0" w:qFormat="1"/>
     <w:lsdException w:name="heading 1" w:uiPriority="9" w:qFormat="1"/>
     <w:lsdException w:name="heading 2" w:semiHidden="1" w:uiPriority="9" w:unhideWhenUsed="1" w:qFormat="1"/>
@@ -21802,11 +21043,6 @@
     <w:lsdException w:name="List Table 5 Dark Accent 6" w:uiPriority="50"/>
     <w:lsdException w:name="List Table 6 Colorful Accent 6" w:uiPriority="51"/>
     <w:lsdException w:name="List Table 7 Colorful Accent 6" w:uiPriority="52"/>
-    <w:lsdException w:name="Mention" w:semiHidden="1" w:unhideWhenUsed="1"/>
-    <w:lsdException w:name="Smart Hyperlink" w:semiHidden="1" w:unhideWhenUsed="1"/>
-    <w:lsdException w:name="Hashtag" w:semiHidden="1" w:unhideWhenUsed="1"/>
-    <w:lsdException w:name="Unresolved Mention" w:semiHidden="1" w:unhideWhenUsed="1"/>
-    <w:lsdException w:name="Smart Link" w:semiHidden="1" w:unhideWhenUsed="1"/>
   </w:latentStyles>
   <w:style w:type="paragraph" w:default="1" w:styleId="Normal">
     <w:name w:val="Normal"/>
@@ -22272,7 +21508,7 @@
       <w:contextualSpacing/>
     </w:pPr>
   </w:style>
-  <w:style w:type="character" w:styleId="Accentuationintense">
+  <w:style w:type="character" w:styleId="Emphaseintense">
     <w:name w:val="Intense Emphasis"/>
     <w:basedOn w:val="Policepardfaut"/>
     <w:uiPriority w:val="21"/>
@@ -22394,7 +21630,7 @@
       <w:u w:val="single"/>
     </w:rPr>
   </w:style>
-  <w:style w:type="character" w:styleId="Mentionnonrsolue">
+  <w:style w:type="character" w:customStyle="1" w:styleId="UnresolvedMention">
     <w:name w:val="Unresolved Mention"/>
     <w:basedOn w:val="Policepardfaut"/>
     <w:uiPriority w:val="99"/>
@@ -22802,7 +22038,7 @@
 </file>
 
 <file path=customXml/itemProps1.xml><?xml version="1.0" encoding="utf-8"?>
-<ds:datastoreItem xmlns:ds="http://schemas.openxmlformats.org/officeDocument/2006/customXml" ds:itemID="{234521C0-0A83-44D6-B26B-7F8670F82DFF}">
+<ds:datastoreItem xmlns:ds="http://schemas.openxmlformats.org/officeDocument/2006/customXml" ds:itemID="{744358AE-3A29-48A5-8D6B-F31F6837196E}">
   <ds:schemaRefs>
     <ds:schemaRef ds:uri="http://schemas.openxmlformats.org/officeDocument/2006/bibliography"/>
   </ds:schemaRefs>
